--- a/Projeto de Software e Segurança da Informação - 2026/Projeto de Software/Provas/3A/Prova - P1.docx
+++ b/Projeto de Software e Segurança da Informação - 2026/Projeto de Software/Provas/3A/Prova - P1.docx
@@ -24,6 +24,7 @@
         <w:rPr>
           <w:rFonts w:eastAsiaTheme="majorEastAsia" w:cstheme="majorBidi"/>
           <w:b/>
+          <w:noProof/>
           <w:sz w:val="28"/>
           <w:szCs w:val="32"/>
         </w:rPr>
@@ -272,6 +273,7 @@
         <w:rPr>
           <w:rFonts w:eastAsiaTheme="majorEastAsia" w:cstheme="majorBidi"/>
           <w:b/>
+          <w:noProof/>
           <w:sz w:val="28"/>
           <w:szCs w:val="32"/>
         </w:rPr>
@@ -741,73 +743,31 @@
         <w:t>E) III e V</w:t>
       </w:r>
     </w:p>
+    <w:p>
+      <w:pPr>
+        <w:pStyle w:val="Ttulo1"/>
+        <w:rPr>
+          <w:b/>
+        </w:rPr>
+      </w:pPr>
+      <w:r>
+        <w:rPr>
+          <w:b/>
+        </w:rPr>
+        <w:t>Analise a relação de herança entre as classes abaixo:</w:t>
+      </w:r>
+    </w:p>
+    <w:p>
+      <w:pPr>
+        <w:rPr>
+          <w:b/>
+          <w:bCs/>
+        </w:rPr>
+      </w:pPr>
+    </w:p>
     <w:p/>
     <w:p>
-      <w:pPr>
-        <w:rPr>
-          <w:b/>
-          <w:bCs/>
-        </w:rPr>
-      </w:pPr>
-    </w:p>
-    <w:p>
-      <w:pPr>
-        <w:rPr>
-          <w:b/>
-          <w:bCs/>
-        </w:rPr>
-      </w:pPr>
-    </w:p>
-    <w:p>
-      <w:pPr>
-        <w:rPr>
-          <w:b/>
-          <w:bCs/>
-        </w:rPr>
-      </w:pPr>
-    </w:p>
-    <w:p>
-      <w:pPr>
-        <w:rPr>
-          <w:b/>
-          <w:bCs/>
-        </w:rPr>
-      </w:pPr>
-    </w:p>
-    <w:p>
-      <w:pPr>
-        <w:rPr>
-          <w:b/>
-          <w:bCs/>
-        </w:rPr>
-      </w:pPr>
-    </w:p>
-    <w:p>
-      <w:pPr>
-        <w:pStyle w:val="Ttulo1"/>
-        <w:rPr>
-          <w:b/>
-        </w:rPr>
-      </w:pPr>
-      <w:r>
-        <w:rPr>
-          <w:b/>
-        </w:rPr>
-        <w:t>Analise a relação de herança entre as classes abaixo:</w:t>
-      </w:r>
-    </w:p>
-    <w:p>
-      <w:pPr>
-        <w:rPr>
-          <w:b/>
-          <w:bCs/>
-        </w:rPr>
-      </w:pPr>
-    </w:p>
-    <w:p/>
-    <w:p>
-      <w:r>
-        <w:lastRenderedPageBreak/>
+      <w:r>
         <w:t xml:space="preserve">Para que a classe Gato herde corretamente o atributo nome e utilize o construtor da superclasse, qual instrução deve preencher a "Linha faltante"? </w:t>
       </w:r>
     </w:p>
@@ -851,6 +811,7 @@
         </w:pBdr>
       </w:pPr>
       <w:r>
+        <w:lastRenderedPageBreak/>
         <w:t xml:space="preserve">D) </w:t>
       </w:r>
       <w:proofErr w:type="spellStart"/>
@@ -1048,35 +1009,32 @@
         <w:t>História 2:</w:t>
       </w:r>
       <w:r>
-        <w:t xml:space="preserve"> Um analista financeiro de uma multinacional percebeu que um invasor conseguiu acessar o sistema de folha de pagamento e alterou os números das contas </w:t>
-      </w:r>
-      <w:r>
+        <w:t xml:space="preserve"> Um analista financeiro de uma multinacional percebeu que um invasor conseguiu acessar o sistema de folha de pagamento e alterou os números das contas bancárias de destino de vários diretores, fazendo com que os salários fossem depositados em contas laranjas. </w:t>
+      </w:r>
+    </w:p>
+    <w:p>
+      <w:r>
+        <w:rPr>
+          <w:b/>
+          <w:bCs/>
+        </w:rPr>
+        <w:t>Pilar afetado:</w:t>
+      </w:r>
+      <w:r>
+        <w:t xml:space="preserve"> ___________________________</w:t>
+      </w:r>
+      <w:r>
+        <w:t xml:space="preserve"> (Integridade)</w:t>
+      </w:r>
+    </w:p>
+    <w:p/>
+    <w:p>
+      <w:r>
+        <w:rPr>
+          <w:b/>
+          <w:bCs/>
+        </w:rPr>
         <w:lastRenderedPageBreak/>
-        <w:t xml:space="preserve">bancárias de destino de vários diretores, fazendo com que os salários fossem depositados em contas laranjas. </w:t>
-      </w:r>
-    </w:p>
-    <w:p>
-      <w:r>
-        <w:rPr>
-          <w:b/>
-          <w:bCs/>
-        </w:rPr>
-        <w:t>Pilar afetado:</w:t>
-      </w:r>
-      <w:r>
-        <w:t xml:space="preserve"> ___________________________</w:t>
-      </w:r>
-      <w:r>
-        <w:t xml:space="preserve"> (Integridade)</w:t>
-      </w:r>
-    </w:p>
-    <w:p/>
-    <w:p>
-      <w:r>
-        <w:rPr>
-          <w:b/>
-          <w:bCs/>
-        </w:rPr>
         <w:t>História 3:</w:t>
       </w:r>
       <w:r>
@@ -1135,10 +1093,7 @@
         <w:t xml:space="preserve"> ___________________________</w:t>
       </w:r>
       <w:r>
-        <w:t xml:space="preserve"> </w:t>
-      </w:r>
-      <w:r>
-        <w:t>(Disponibilidade)</w:t>
+        <w:t xml:space="preserve"> (Disponibilidade)</w:t>
       </w:r>
     </w:p>
     <w:p/>
@@ -1191,10 +1146,7 @@
         <w:t xml:space="preserve"> ___________________________</w:t>
       </w:r>
       <w:r>
-        <w:t xml:space="preserve"> </w:t>
-      </w:r>
-      <w:r>
-        <w:t>(Integridade)</w:t>
+        <w:t xml:space="preserve"> (Integridade)</w:t>
       </w:r>
     </w:p>
     <w:p/>
@@ -1277,11 +1229,14 @@
           <w:b/>
           <w:bCs/>
         </w:rPr>
+        <w:t>História 2:</w:t>
+      </w:r>
+      <w:r>
+        <w:t xml:space="preserve"> Um estudante baixou um instalador de um programa de edição de fotos de um site não oficial. O editor de fotos abriu e funcionou perfeitamente, mas, sem que o usuário percebesse, o software instalou um código oculto que abriu uma "porta dos </w:t>
+      </w:r>
+      <w:r>
         <w:lastRenderedPageBreak/>
-        <w:t>História 2:</w:t>
-      </w:r>
-      <w:r>
-        <w:t xml:space="preserve"> Um estudante baixou um instalador de um programa de edição de fotos de um site não oficial. O editor de fotos abriu e funcionou perfeitamente, mas, sem que o usuário percebesse, o software instalou um código oculto que abriu uma "porta dos fundos" (</w:t>
+        <w:t>fundos" (</w:t>
       </w:r>
       <w:proofErr w:type="spellStart"/>
       <w:r>
@@ -1610,36 +1565,36 @@
     </w:p>
     <w:p>
       <w:r>
+        <w:t>(</w:t>
+      </w:r>
+      <w:r>
+        <w:t>F</w:t>
+      </w:r>
+      <w:r>
+        <w:t xml:space="preserve">) O processo de </w:t>
+      </w:r>
+      <w:r>
+        <w:rPr>
+          <w:b/>
+          <w:bCs/>
+        </w:rPr>
+        <w:t>instanciar uma classe</w:t>
+      </w:r>
+      <w:r>
+        <w:t xml:space="preserve"> consiste em </w:t>
+      </w:r>
+      <w:proofErr w:type="gramStart"/>
+      <w:r>
+        <w:t>criar um novo</w:t>
+      </w:r>
+      <w:proofErr w:type="gramEnd"/>
+      <w:r>
+        <w:t xml:space="preserve"> modelo ou estrutura de código para organizar pacotes e módulos dentro do Java.</w:t>
+      </w:r>
+    </w:p>
+    <w:p>
+      <w:r>
         <w:lastRenderedPageBreak/>
-        <w:t>(</w:t>
-      </w:r>
-      <w:r>
-        <w:t>F</w:t>
-      </w:r>
-      <w:r>
-        <w:t xml:space="preserve">) O processo de </w:t>
-      </w:r>
-      <w:r>
-        <w:rPr>
-          <w:b/>
-          <w:bCs/>
-        </w:rPr>
-        <w:t>instanciar uma classe</w:t>
-      </w:r>
-      <w:r>
-        <w:t xml:space="preserve"> consiste em </w:t>
-      </w:r>
-      <w:proofErr w:type="gramStart"/>
-      <w:r>
-        <w:t>criar um novo</w:t>
-      </w:r>
-      <w:proofErr w:type="gramEnd"/>
-      <w:r>
-        <w:t xml:space="preserve"> modelo ou estrutura de código para organizar pacotes e módulos dentro do Java.</w:t>
-      </w:r>
-    </w:p>
-    <w:p>
-      <w:r>
         <w:t>(</w:t>
       </w:r>
       <w:r>
@@ -2385,7 +2340,6 @@
         <w:rPr>
           <w:lang w:val="en-US"/>
         </w:rPr>
-        <w:lastRenderedPageBreak/>
         <w:t xml:space="preserve">    </w:t>
       </w:r>
       <w:r>
@@ -2422,147 +2376,10 @@
       </w:pPr>
     </w:p>
     <w:p>
-      <w:pPr>
-        <w:rPr>
-          <w:lang w:val="en-US"/>
-        </w:rPr>
-      </w:pPr>
-    </w:p>
-    <w:p>
-      <w:pPr>
-        <w:rPr>
-          <w:lang w:val="en-US"/>
-        </w:rPr>
-      </w:pPr>
-    </w:p>
-    <w:p>
-      <w:pPr>
-        <w:rPr>
-          <w:lang w:val="en-US"/>
-        </w:rPr>
-      </w:pPr>
-    </w:p>
-    <w:p>
-      <w:pPr>
-        <w:rPr>
-          <w:lang w:val="en-US"/>
-        </w:rPr>
-      </w:pPr>
-    </w:p>
-    <w:p>
-      <w:pPr>
-        <w:rPr>
-          <w:lang w:val="en-US"/>
-        </w:rPr>
-      </w:pPr>
-    </w:p>
-    <w:p>
-      <w:pPr>
-        <w:rPr>
-          <w:lang w:val="en-US"/>
-        </w:rPr>
-      </w:pPr>
-    </w:p>
-    <w:p>
-      <w:pPr>
-        <w:rPr>
-          <w:lang w:val="en-US"/>
-        </w:rPr>
-      </w:pPr>
-    </w:p>
-    <w:p>
-      <w:pPr>
-        <w:rPr>
-          <w:lang w:val="en-US"/>
-        </w:rPr>
-      </w:pPr>
-    </w:p>
-    <w:p>
-      <w:pPr>
-        <w:rPr>
-          <w:lang w:val="en-US"/>
-        </w:rPr>
-      </w:pPr>
-    </w:p>
-    <w:p>
-      <w:pPr>
-        <w:rPr>
-          <w:lang w:val="en-US"/>
-        </w:rPr>
-      </w:pPr>
-    </w:p>
-    <w:p>
-      <w:pPr>
-        <w:rPr>
-          <w:lang w:val="en-US"/>
-        </w:rPr>
-      </w:pPr>
-    </w:p>
-    <w:p>
-      <w:pPr>
-        <w:rPr>
-          <w:lang w:val="en-US"/>
-        </w:rPr>
-      </w:pPr>
-    </w:p>
-    <w:p>
-      <w:pPr>
-        <w:rPr>
-          <w:lang w:val="en-US"/>
-        </w:rPr>
-      </w:pPr>
-    </w:p>
-    <w:p>
-      <w:pPr>
-        <w:rPr>
-          <w:lang w:val="en-US"/>
-        </w:rPr>
-      </w:pPr>
-    </w:p>
-    <w:p>
-      <w:pPr>
-        <w:rPr>
-          <w:lang w:val="en-US"/>
-        </w:rPr>
-      </w:pPr>
-    </w:p>
-    <w:p>
-      <w:pPr>
-        <w:rPr>
-          <w:lang w:val="en-US"/>
-        </w:rPr>
-      </w:pPr>
-    </w:p>
-    <w:p>
-      <w:pPr>
-        <w:rPr>
-          <w:lang w:val="en-US"/>
-        </w:rPr>
-      </w:pPr>
-    </w:p>
-    <w:p>
-      <w:pPr>
-        <w:rPr>
-          <w:lang w:val="en-US"/>
-        </w:rPr>
-      </w:pPr>
-    </w:p>
-    <w:p>
-      <w:pPr>
-        <w:rPr>
-          <w:lang w:val="en-US"/>
-        </w:rPr>
-      </w:pPr>
-    </w:p>
-    <w:p>
-      <w:pPr>
-        <w:rPr>
-          <w:lang w:val="en-US"/>
-        </w:rPr>
-      </w:pPr>
-    </w:p>
-    <w:p>
-      <w:r>
+      <w:r>
+        <w:rPr>
+          <w:noProof/>
+        </w:rPr>
         <w:lastRenderedPageBreak/>
         <w:drawing>
           <wp:inline distT="0" distB="0" distL="0" distR="0" wp14:anchorId="1258186B" wp14:editId="33774965">
@@ -2603,6 +2420,9 @@
     </w:p>
     <w:p>
       <w:r>
+        <w:rPr>
+          <w:noProof/>
+        </w:rPr>
         <w:drawing>
           <wp:inline distT="0" distB="0" distL="0" distR="0" wp14:anchorId="158F5293" wp14:editId="36DD158B">
             <wp:extent cx="5400040" cy="3954145"/>
@@ -2642,6 +2462,9 @@
     </w:p>
     <w:p>
       <w:r>
+        <w:rPr>
+          <w:noProof/>
+        </w:rPr>
         <w:lastRenderedPageBreak/>
         <w:drawing>
           <wp:inline distT="0" distB="0" distL="0" distR="0" wp14:anchorId="5ECBE405" wp14:editId="4EF770CD">
@@ -4490,6 +4313,7 @@
   <w:style w:type="character" w:default="1" w:styleId="Fontepargpadro">
     <w:name w:val="Default Paragraph Font"/>
     <w:uiPriority w:val="1"/>
+    <w:semiHidden/>
     <w:unhideWhenUsed/>
   </w:style>
   <w:style w:type="table" w:default="1" w:styleId="Tabelanormal">

--- a/Projeto de Software e Segurança da Informação - 2026/Projeto de Software/Provas/3A/Prova - P1.docx
+++ b/Projeto de Software e Segurança da Informação - 2026/Projeto de Software/Provas/3A/Prova - P1.docx
@@ -187,25 +187,7 @@
           <w:szCs w:val="24"/>
           <w:lang w:eastAsia="pt-BR"/>
         </w:rPr>
-        <w:t xml:space="preserve">É correto apenas o que se </w:t>
-      </w:r>
-      <w:proofErr w:type="spellStart"/>
-      <w:r>
-        <w:rPr>
-          <w:rFonts w:eastAsia="Times New Roman" w:cs="Times New Roman"/>
-          <w:szCs w:val="24"/>
-          <w:lang w:eastAsia="pt-BR"/>
-        </w:rPr>
-        <w:t>afirma</w:t>
-      </w:r>
-      <w:proofErr w:type="spellEnd"/>
-      <w:r>
-        <w:rPr>
-          <w:rFonts w:eastAsia="Times New Roman" w:cs="Times New Roman"/>
-          <w:szCs w:val="24"/>
-          <w:lang w:eastAsia="pt-BR"/>
-        </w:rPr>
-        <w:t xml:space="preserve"> em:</w:t>
+        <w:t>É correto apenas o que se afirma em:</w:t>
       </w:r>
     </w:p>
     <w:p>
@@ -320,8 +302,7 @@
           <w:rFonts w:eastAsiaTheme="majorEastAsia" w:cstheme="majorBidi"/>
           <w:b/>
           <w:bCs/>
-          <w:sz w:val="28"/>
-          <w:szCs w:val="32"/>
+          <w:szCs w:val="28"/>
         </w:rPr>
       </w:pPr>
       <w:r>
@@ -329,8 +310,7 @@
           <w:rFonts w:eastAsiaTheme="majorEastAsia" w:cstheme="majorBidi"/>
           <w:b/>
           <w:bCs/>
-          <w:sz w:val="28"/>
-          <w:szCs w:val="32"/>
+          <w:szCs w:val="28"/>
         </w:rPr>
         <w:t>Com base nesse diagrama, avalie as afirmações a seguir:</w:t>
       </w:r>
@@ -340,8 +320,7 @@
         <w:rPr>
           <w:rFonts w:eastAsiaTheme="majorEastAsia" w:cstheme="majorBidi"/>
           <w:b/>
-          <w:sz w:val="28"/>
-          <w:szCs w:val="32"/>
+          <w:szCs w:val="28"/>
         </w:rPr>
       </w:pPr>
       <w:r>
@@ -349,8 +328,7 @@
           <w:rFonts w:eastAsiaTheme="majorEastAsia" w:cstheme="majorBidi"/>
           <w:b/>
           <w:bCs/>
-          <w:sz w:val="28"/>
-          <w:szCs w:val="32"/>
+          <w:szCs w:val="28"/>
         </w:rPr>
         <w:t>I.</w:t>
       </w:r>
@@ -358,8 +336,7 @@
         <w:rPr>
           <w:rFonts w:eastAsiaTheme="majorEastAsia" w:cstheme="majorBidi"/>
           <w:b/>
-          <w:sz w:val="28"/>
-          <w:szCs w:val="32"/>
+          <w:szCs w:val="28"/>
         </w:rPr>
         <w:t xml:space="preserve"> </w:t>
       </w:r>
@@ -367,8 +344,7 @@
         <w:rPr>
           <w:rFonts w:eastAsiaTheme="majorEastAsia" w:cstheme="majorBidi"/>
           <w:bCs/>
-          <w:sz w:val="28"/>
-          <w:szCs w:val="32"/>
+          <w:szCs w:val="28"/>
         </w:rPr>
         <w:t>Todo aluno deve estar obrigatoriamente vinculado a um plano.</w:t>
       </w:r>
@@ -378,8 +354,7 @@
         <w:rPr>
           <w:rFonts w:eastAsiaTheme="majorEastAsia" w:cstheme="majorBidi"/>
           <w:b/>
-          <w:sz w:val="28"/>
-          <w:szCs w:val="32"/>
+          <w:szCs w:val="28"/>
         </w:rPr>
       </w:pPr>
       <w:r>
@@ -387,8 +362,7 @@
           <w:rFonts w:eastAsiaTheme="majorEastAsia" w:cstheme="majorBidi"/>
           <w:b/>
           <w:bCs/>
-          <w:sz w:val="28"/>
-          <w:szCs w:val="32"/>
+          <w:szCs w:val="28"/>
         </w:rPr>
         <w:t>II.</w:t>
       </w:r>
@@ -396,8 +370,7 @@
         <w:rPr>
           <w:rFonts w:eastAsiaTheme="majorEastAsia" w:cstheme="majorBidi"/>
           <w:b/>
-          <w:sz w:val="28"/>
-          <w:szCs w:val="32"/>
+          <w:szCs w:val="28"/>
         </w:rPr>
         <w:t xml:space="preserve"> </w:t>
       </w:r>
@@ -405,8 +378,7 @@
         <w:rPr>
           <w:rFonts w:eastAsiaTheme="majorEastAsia" w:cstheme="majorBidi"/>
           <w:bCs/>
-          <w:sz w:val="28"/>
-          <w:szCs w:val="32"/>
+          <w:szCs w:val="28"/>
         </w:rPr>
         <w:t>Um plano pode existir sem estar associado a nenhum aluno.</w:t>
       </w:r>
@@ -416,8 +388,7 @@
         <w:rPr>
           <w:rFonts w:eastAsiaTheme="majorEastAsia" w:cstheme="majorBidi"/>
           <w:b/>
-          <w:sz w:val="28"/>
-          <w:szCs w:val="32"/>
+          <w:szCs w:val="28"/>
         </w:rPr>
       </w:pPr>
       <w:r>
@@ -425,8 +396,7 @@
           <w:rFonts w:eastAsiaTheme="majorEastAsia" w:cstheme="majorBidi"/>
           <w:b/>
           <w:bCs/>
-          <w:sz w:val="28"/>
-          <w:szCs w:val="32"/>
+          <w:szCs w:val="28"/>
         </w:rPr>
         <w:t>III.</w:t>
       </w:r>
@@ -434,8 +404,7 @@
         <w:rPr>
           <w:rFonts w:eastAsiaTheme="majorEastAsia" w:cstheme="majorBidi"/>
           <w:b/>
-          <w:sz w:val="28"/>
-          <w:szCs w:val="32"/>
+          <w:szCs w:val="28"/>
         </w:rPr>
         <w:t xml:space="preserve"> </w:t>
       </w:r>
@@ -443,8 +412,7 @@
         <w:rPr>
           <w:rFonts w:eastAsiaTheme="majorEastAsia" w:cstheme="majorBidi"/>
           <w:bCs/>
-          <w:sz w:val="28"/>
-          <w:szCs w:val="32"/>
+          <w:szCs w:val="28"/>
         </w:rPr>
         <w:t>Um aluno pode existir no sistema sem possuir pagamentos registrados.</w:t>
       </w:r>
@@ -454,8 +422,7 @@
         <w:rPr>
           <w:rFonts w:eastAsiaTheme="majorEastAsia" w:cstheme="majorBidi"/>
           <w:bCs/>
-          <w:sz w:val="28"/>
-          <w:szCs w:val="32"/>
+          <w:szCs w:val="28"/>
         </w:rPr>
       </w:pPr>
       <w:r>
@@ -463,29 +430,61 @@
           <w:rFonts w:eastAsiaTheme="majorEastAsia" w:cstheme="majorBidi"/>
           <w:b/>
           <w:bCs/>
-          <w:sz w:val="28"/>
-          <w:szCs w:val="32"/>
+          <w:szCs w:val="28"/>
+        </w:rPr>
+        <w:t>IV.</w:t>
+      </w:r>
+      <w:r>
+        <w:rPr>
+          <w:rFonts w:eastAsiaTheme="majorEastAsia" w:cstheme="majorBidi"/>
+          <w:b/>
+          <w:szCs w:val="28"/>
+        </w:rPr>
+        <w:t xml:space="preserve"> </w:t>
+      </w:r>
+      <w:r>
+        <w:rPr>
+          <w:rFonts w:eastAsiaTheme="majorEastAsia" w:cstheme="majorBidi"/>
+          <w:bCs/>
+          <w:szCs w:val="28"/>
+        </w:rPr>
+        <w:t>Todo pagamento está obrigatoriamente associado a um único aluno.</w:t>
+      </w:r>
+    </w:p>
+    <w:p>
+      <w:pPr>
+        <w:rPr>
+          <w:rFonts w:eastAsiaTheme="majorEastAsia" w:cstheme="majorBidi"/>
+          <w:bCs/>
+          <w:szCs w:val="28"/>
+        </w:rPr>
+      </w:pPr>
+      <w:r>
+        <w:rPr>
+          <w:rFonts w:eastAsiaTheme="majorEastAsia" w:cstheme="majorBidi"/>
+          <w:bCs/>
+          <w:szCs w:val="28"/>
         </w:rPr>
         <w:lastRenderedPageBreak/>
-        <w:t>IV.</w:t>
-      </w:r>
-      <w:r>
+        <w:t>A) I e II</w:t>
+      </w:r>
+    </w:p>
+    <w:p>
+      <w:pPr>
         <w:rPr>
           <w:rFonts w:eastAsiaTheme="majorEastAsia" w:cstheme="majorBidi"/>
-          <w:b/>
-          <w:sz w:val="28"/>
-          <w:szCs w:val="32"/>
-        </w:rPr>
-        <w:t xml:space="preserve"> </w:t>
-      </w:r>
+          <w:bCs/>
+          <w:szCs w:val="28"/>
+        </w:rPr>
+      </w:pPr>
       <w:r>
         <w:rPr>
           <w:rFonts w:eastAsiaTheme="majorEastAsia" w:cstheme="majorBidi"/>
           <w:bCs/>
-          <w:sz w:val="28"/>
-          <w:szCs w:val="32"/>
-        </w:rPr>
-        <w:t>Todo pagamento está obrigatoriamente associado a um único aluno.</w:t>
+          <w:szCs w:val="28"/>
+          <w:highlight w:val="yellow"/>
+        </w:rPr>
+        <w:t>B) I, II e IV</w:t>
       </w:r>
     </w:p>
     <w:p>
@@ -493,18 +492,16 @@
         <w:rPr>
           <w:rFonts w:eastAsiaTheme="majorEastAsia" w:cstheme="majorBidi"/>
           <w:bCs/>
-          <w:sz w:val="28"/>
-          <w:szCs w:val="32"/>
+          <w:szCs w:val="28"/>
         </w:rPr>
       </w:pPr>
       <w:r>
         <w:rPr>
           <w:rFonts w:eastAsiaTheme="majorEastAsia" w:cstheme="majorBidi"/>
           <w:bCs/>
-          <w:sz w:val="28"/>
-          <w:szCs w:val="32"/>
-        </w:rPr>
-        <w:t>A) I e II</w:t>
+          <w:szCs w:val="28"/>
+        </w:rPr>
+        <w:t>C) II e III</w:t>
       </w:r>
     </w:p>
     <w:p>
@@ -512,55 +509,14 @@
         <w:rPr>
           <w:rFonts w:eastAsiaTheme="majorEastAsia" w:cstheme="majorBidi"/>
           <w:bCs/>
-          <w:sz w:val="28"/>
-          <w:szCs w:val="32"/>
+          <w:szCs w:val="28"/>
         </w:rPr>
       </w:pPr>
       <w:r>
         <w:rPr>
           <w:rFonts w:eastAsiaTheme="majorEastAsia" w:cstheme="majorBidi"/>
           <w:bCs/>
-          <w:sz w:val="28"/>
-          <w:szCs w:val="32"/>
-          <w:highlight w:val="yellow"/>
-        </w:rPr>
-        <w:t>B) I, II e IV</w:t>
-      </w:r>
-    </w:p>
-    <w:p>
-      <w:pPr>
-        <w:rPr>
-          <w:rFonts w:eastAsiaTheme="majorEastAsia" w:cstheme="majorBidi"/>
-          <w:bCs/>
-          <w:sz w:val="28"/>
-          <w:szCs w:val="32"/>
-        </w:rPr>
-      </w:pPr>
-      <w:r>
-        <w:rPr>
-          <w:rFonts w:eastAsiaTheme="majorEastAsia" w:cstheme="majorBidi"/>
-          <w:bCs/>
-          <w:sz w:val="28"/>
-          <w:szCs w:val="32"/>
-        </w:rPr>
-        <w:t>C) II e III</w:t>
-      </w:r>
-    </w:p>
-    <w:p>
-      <w:pPr>
-        <w:rPr>
-          <w:rFonts w:eastAsiaTheme="majorEastAsia" w:cstheme="majorBidi"/>
-          <w:bCs/>
-          <w:sz w:val="28"/>
-          <w:szCs w:val="32"/>
-        </w:rPr>
-      </w:pPr>
-      <w:r>
-        <w:rPr>
-          <w:rFonts w:eastAsiaTheme="majorEastAsia" w:cstheme="majorBidi"/>
-          <w:bCs/>
-          <w:sz w:val="28"/>
-          <w:szCs w:val="32"/>
+          <w:szCs w:val="28"/>
         </w:rPr>
         <w:t>D) I, III e IV</w:t>
       </w:r>
@@ -573,16 +529,14 @@
         <w:rPr>
           <w:rFonts w:eastAsiaTheme="majorEastAsia" w:cstheme="majorBidi"/>
           <w:bCs/>
-          <w:sz w:val="28"/>
-          <w:szCs w:val="32"/>
+          <w:szCs w:val="28"/>
         </w:rPr>
       </w:pPr>
       <w:r>
         <w:rPr>
           <w:rFonts w:eastAsiaTheme="majorEastAsia" w:cstheme="majorBidi"/>
           <w:bCs/>
-          <w:sz w:val="28"/>
-          <w:szCs w:val="32"/>
+          <w:szCs w:val="28"/>
         </w:rPr>
         <w:t>E) II, III e IV</w:t>
       </w:r>
@@ -596,7 +550,48 @@
         <w:t>Foi solicitado o desenvolvimento de um sistema para controle de atendimentos em uma clínica médica. Os pacientes poderão agendar consultas diretamente no sistema, por meio de um terminal disponibilizado na recepção. Além dessas características, o sistema deverá considerar as restrições representadas no diagrama a seguir:</w:t>
       </w:r>
     </w:p>
-    <w:p/>
+    <w:p>
+      <w:pPr>
+        <w:jc w:val="center"/>
+      </w:pPr>
+      <w:r>
+        <w:drawing>
+          <wp:inline distT="0" distB="0" distL="0" distR="0" wp14:anchorId="42AD2FA0" wp14:editId="45E985D7">
+            <wp:extent cx="4606120" cy="2015990"/>
+            <wp:effectExtent l="0" t="0" r="4445" b="3810"/>
+            <wp:docPr id="1458312226" name="Imagem 1"/>
+            <wp:cNvGraphicFramePr>
+              <a:graphicFrameLocks xmlns:a="http://schemas.openxmlformats.org/drawingml/2006/main" noChangeAspect="1"/>
+            </wp:cNvGraphicFramePr>
+            <a:graphic xmlns:a="http://schemas.openxmlformats.org/drawingml/2006/main">
+              <a:graphicData uri="http://schemas.openxmlformats.org/drawingml/2006/picture">
+                <pic:pic xmlns:pic="http://schemas.openxmlformats.org/drawingml/2006/picture">
+                  <pic:nvPicPr>
+                    <pic:cNvPr id="1458312226" name=""/>
+                    <pic:cNvPicPr/>
+                  </pic:nvPicPr>
+                  <pic:blipFill>
+                    <a:blip r:embed="rId7"/>
+                    <a:stretch>
+                      <a:fillRect/>
+                    </a:stretch>
+                  </pic:blipFill>
+                  <pic:spPr>
+                    <a:xfrm>
+                      <a:off x="0" y="0"/>
+                      <a:ext cx="4618470" cy="2021395"/>
+                    </a:xfrm>
+                    <a:prstGeom prst="rect">
+                      <a:avLst/>
+                    </a:prstGeom>
+                  </pic:spPr>
+                </pic:pic>
+              </a:graphicData>
+            </a:graphic>
+          </wp:inline>
+        </w:drawing>
+      </w:r>
+    </w:p>
     <w:p>
       <w:pPr>
         <w:rPr>
@@ -684,36 +679,13 @@
           <w:b/>
           <w:bCs/>
         </w:rPr>
-        <w:t xml:space="preserve">É correto apenas o que se </w:t>
-      </w:r>
-      <w:proofErr w:type="spellStart"/>
-      <w:r>
-        <w:rPr>
-          <w:b/>
-          <w:bCs/>
-        </w:rPr>
-        <w:t>afirma</w:t>
-      </w:r>
-      <w:proofErr w:type="spellEnd"/>
-      <w:r>
-        <w:rPr>
-          <w:b/>
-          <w:bCs/>
-        </w:rPr>
-        <w:t xml:space="preserve"> em:</w:t>
-      </w:r>
-    </w:p>
-    <w:p>
-      <w:pPr>
-        <w:rPr>
-          <w:b/>
-          <w:bCs/>
-        </w:rPr>
-      </w:pPr>
-      <w:r>
-        <w:rPr>
-          <w:b/>
-          <w:bCs/>
+        <w:t>É correto apenas o que se afirma em:</w:t>
+      </w:r>
+    </w:p>
+    <w:p>
+      <w:r>
+        <w:rPr>
+          <w:highlight w:val="yellow"/>
         </w:rPr>
         <w:t>A) I, II e IV</w:t>
       </w:r>
@@ -743,6 +715,7 @@
         <w:t>E) III e V</w:t>
       </w:r>
     </w:p>
+    <w:p/>
     <w:p>
       <w:pPr>
         <w:pStyle w:val="Ttulo1"/>
@@ -758,32 +731,14 @@
       </w:r>
     </w:p>
     <w:p>
-      <w:pPr>
-        <w:rPr>
-          <w:b/>
-          <w:bCs/>
-        </w:rPr>
-      </w:pPr>
-    </w:p>
-    <w:p/>
-    <w:p>
       <w:r>
         <w:t xml:space="preserve">Para que a classe Gato herde corretamente o atributo nome e utilize o construtor da superclasse, qual instrução deve preencher a "Linha faltante"? </w:t>
       </w:r>
     </w:p>
     <w:p>
       <w:r>
-        <w:t xml:space="preserve">A) </w:t>
-      </w:r>
-      <w:proofErr w:type="spellStart"/>
-      <w:proofErr w:type="gramStart"/>
-      <w:r>
-        <w:t>this.nome</w:t>
-      </w:r>
-      <w:proofErr w:type="spellEnd"/>
-      <w:proofErr w:type="gramEnd"/>
-      <w:r>
-        <w:t xml:space="preserve"> = nome;</w:t>
+        <w:lastRenderedPageBreak/>
+        <w:t>A) this.nome = nome;</w:t>
       </w:r>
     </w:p>
     <w:p>
@@ -793,15 +748,7 @@
     </w:p>
     <w:p>
       <w:r>
-        <w:t xml:space="preserve">C) </w:t>
-      </w:r>
-      <w:proofErr w:type="spellStart"/>
-      <w:r>
-        <w:t>Animal.nome</w:t>
-      </w:r>
-      <w:proofErr w:type="spellEnd"/>
-      <w:r>
-        <w:t xml:space="preserve"> = nome;</w:t>
+        <w:t>C) Animal.nome = nome;</w:t>
       </w:r>
     </w:p>
     <w:p>
@@ -811,21 +758,7 @@
         </w:pBdr>
       </w:pPr>
       <w:r>
-        <w:lastRenderedPageBreak/>
-        <w:t xml:space="preserve">D) </w:t>
-      </w:r>
-      <w:proofErr w:type="spellStart"/>
-      <w:proofErr w:type="gramStart"/>
-      <w:r>
-        <w:t>extends</w:t>
-      </w:r>
-      <w:proofErr w:type="spellEnd"/>
-      <w:r>
-        <w:t xml:space="preserve"> Animal</w:t>
-      </w:r>
-      <w:proofErr w:type="gramEnd"/>
-      <w:r>
-        <w:t>(nome);</w:t>
+        <w:t>D) extends Animal(nome);</w:t>
       </w:r>
     </w:p>
     <w:p>
@@ -872,41 +805,12 @@
     </w:p>
     <w:p>
       <w:r>
-        <w:t xml:space="preserve">A) O erro ocorre porque o atributo é </w:t>
-      </w:r>
-      <w:proofErr w:type="spellStart"/>
-      <w:r>
-        <w:t>private</w:t>
-      </w:r>
-      <w:proofErr w:type="spellEnd"/>
-      <w:r>
-        <w:t xml:space="preserve">, o que restringe o acesso apenas à própria classe. A solução é criar um método público </w:t>
-      </w:r>
-      <w:proofErr w:type="spellStart"/>
-      <w:proofErr w:type="gramStart"/>
-      <w:r>
-        <w:t>getSaldo</w:t>
-      </w:r>
-      <w:proofErr w:type="spellEnd"/>
-      <w:r>
-        <w:t>(</w:t>
-      </w:r>
-      <w:proofErr w:type="gramEnd"/>
-      <w:r>
-        <w:t xml:space="preserve">). </w:t>
-      </w:r>
-    </w:p>
-    <w:p>
-      <w:r>
-        <w:t xml:space="preserve">B) O erro ocorre porque o saldo deve ser obrigatoriamente do tipo </w:t>
-      </w:r>
-      <w:proofErr w:type="spellStart"/>
-      <w:r>
-        <w:t>String</w:t>
-      </w:r>
-      <w:proofErr w:type="spellEnd"/>
-      <w:r>
-        <w:t xml:space="preserve"> para ser impresso. </w:t>
+        <w:t xml:space="preserve">A) O erro ocorre porque o atributo é private, o que restringe o acesso apenas à própria classe. A solução é criar um método público getSaldo(). </w:t>
+      </w:r>
+    </w:p>
+    <w:p>
+      <w:r>
+        <w:t xml:space="preserve">B) O erro ocorre porque o saldo deve ser obrigatoriamente do tipo String para ser impresso. </w:t>
       </w:r>
     </w:p>
     <w:p>
@@ -968,15 +872,7 @@
         <w:t>História 1:</w:t>
       </w:r>
       <w:r>
-        <w:t xml:space="preserve"> Uma plataforma de streaming sofreu um ataque de negação de serviço distribuído (</w:t>
-      </w:r>
-      <w:proofErr w:type="spellStart"/>
-      <w:r>
-        <w:t>DDoS</w:t>
-      </w:r>
-      <w:proofErr w:type="spellEnd"/>
-      <w:r>
-        <w:t xml:space="preserve">) no dia do lançamento de uma série muito aguardada. Devido ao imenso volume de solicitações falsas, o servidor ficou sobrecarregado e os assinantes não conseguiram acessar o site para assistir ao conteúdo durante toda a noite. </w:t>
+        <w:t xml:space="preserve"> Uma plataforma de streaming sofreu um ataque de negação de serviço distribuído (DDoS) no dia do lançamento de uma série muito aguardada. Devido ao imenso volume de solicitações falsas, o servidor ficou sobrecarregado e os assinantes não conseguiram acessar o site para assistir ao conteúdo durante toda a noite. </w:t>
       </w:r>
     </w:p>
     <w:p>
@@ -1018,6 +914,7 @@
           <w:b/>
           <w:bCs/>
         </w:rPr>
+        <w:lastRenderedPageBreak/>
         <w:t>Pilar afetado:</w:t>
       </w:r>
       <w:r>
@@ -1034,7 +931,6 @@
           <w:b/>
           <w:bCs/>
         </w:rPr>
-        <w:lastRenderedPageBreak/>
         <w:t>História 3:</w:t>
       </w:r>
       <w:r>
@@ -1068,7 +964,6 @@
       <w:r>
         <w:t xml:space="preserve"> Um hospital foi alvo de um ataque de </w:t>
       </w:r>
-      <w:proofErr w:type="spellStart"/>
       <w:r>
         <w:rPr>
           <w:i/>
@@ -1076,7 +971,6 @@
         </w:rPr>
         <w:t>Ransomware</w:t>
       </w:r>
-      <w:proofErr w:type="spellEnd"/>
       <w:r>
         <w:t xml:space="preserve">. Todos os prontuários eletrônicos dos pacientes foram criptografados pelos criminosos. Embora os dados ainda estivessem nos servidores, os médicos foram impedidos de abri-los para consultar históricos de cirurgias e alergias, paralisando o atendimento. </w:t>
       </w:r>
@@ -1108,7 +1002,6 @@
       <w:r>
         <w:t xml:space="preserve"> Durante o envio de um contrato digital importante, um erro na rede corrompeu parte do arquivo. Ao chegar ao destinatário, o sistema de verificação de </w:t>
       </w:r>
-      <w:proofErr w:type="spellStart"/>
       <w:r>
         <w:rPr>
           <w:i/>
@@ -1116,17 +1009,8 @@
         </w:rPr>
         <w:t>checksum</w:t>
       </w:r>
-      <w:proofErr w:type="spellEnd"/>
-      <w:r>
-        <w:t xml:space="preserve"> (</w:t>
-      </w:r>
-      <w:proofErr w:type="spellStart"/>
-      <w:r>
-        <w:t>hash</w:t>
-      </w:r>
-      <w:proofErr w:type="spellEnd"/>
-      <w:r>
-        <w:t xml:space="preserve">) detectou que o arquivo recebido não era exatamente igual ao enviado, tornando o documento inválido para assinatura. </w:t>
+      <w:r>
+        <w:t xml:space="preserve"> (hash) detectou que o arquivo recebido não era exatamente igual ao enviado, tornando o documento inválido para assinatura. </w:t>
       </w:r>
     </w:p>
     <w:p>
@@ -1205,7 +1089,6 @@
       <w:r>
         <w:t xml:space="preserve"> (</w:t>
       </w:r>
-      <w:proofErr w:type="spellStart"/>
       <w:r>
         <w:rPr>
           <w:b/>
@@ -1213,7 +1096,6 @@
         </w:rPr>
         <w:t>Ransomware</w:t>
       </w:r>
-      <w:proofErr w:type="spellEnd"/>
       <w:r>
         <w:rPr>
           <w:b/>
@@ -1232,19 +1114,11 @@
         <w:t>História 2:</w:t>
       </w:r>
       <w:r>
-        <w:t xml:space="preserve"> Um estudante baixou um instalador de um programa de edição de fotos de um site não oficial. O editor de fotos abriu e funcionou perfeitamente, mas, sem que o usuário percebesse, o software instalou um código oculto que abriu uma "porta dos </w:t>
+        <w:t xml:space="preserve"> Um estudante baixou um instalador de um programa de edição de fotos de um site não oficial. O editor de fotos abriu e funcionou perfeitamente, mas, sem que o </w:t>
       </w:r>
       <w:r>
         <w:lastRenderedPageBreak/>
-        <w:t>fundos" (</w:t>
-      </w:r>
-      <w:proofErr w:type="spellStart"/>
-      <w:r>
-        <w:t>backdoor</w:t>
-      </w:r>
-      <w:proofErr w:type="spellEnd"/>
-      <w:r>
-        <w:t xml:space="preserve">) para que um invasor pudesse controlar o computador remotamente. </w:t>
+        <w:t xml:space="preserve">usuário percebesse, o software instalou um código oculto que abriu uma "porta dos fundos" (backdoor) para que um invasor pudesse controlar o computador remotamente. </w:t>
       </w:r>
       <w:r>
         <w:rPr>
@@ -1306,23 +1180,7 @@
           <w:b/>
           <w:bCs/>
         </w:rPr>
-        <w:t>(</w:t>
-      </w:r>
-      <w:proofErr w:type="spellStart"/>
-      <w:r>
-        <w:rPr>
-          <w:b/>
-          <w:bCs/>
-        </w:rPr>
-        <w:t>Worm</w:t>
-      </w:r>
-      <w:proofErr w:type="spellEnd"/>
-      <w:r>
-        <w:rPr>
-          <w:b/>
-          <w:bCs/>
-        </w:rPr>
-        <w:t>)</w:t>
+        <w:t>(Worm)</w:t>
       </w:r>
     </w:p>
     <w:p/>
@@ -1352,7 +1210,6 @@
       <w:r>
         <w:t xml:space="preserve"> (</w:t>
       </w:r>
-      <w:proofErr w:type="spellStart"/>
       <w:r>
         <w:rPr>
           <w:b/>
@@ -1360,7 +1217,6 @@
         </w:rPr>
         <w:t>Phishing</w:t>
       </w:r>
-      <w:proofErr w:type="spellEnd"/>
       <w:r>
         <w:rPr>
           <w:b/>
@@ -1412,7 +1268,6 @@
         </w:rPr>
         <w:t>(</w:t>
       </w:r>
-      <w:proofErr w:type="spellStart"/>
       <w:r>
         <w:rPr>
           <w:b/>
@@ -1420,7 +1275,6 @@
         </w:rPr>
         <w:t>Spyware</w:t>
       </w:r>
-      <w:proofErr w:type="spellEnd"/>
       <w:r>
         <w:rPr>
           <w:b/>
@@ -1465,15 +1319,7 @@
         <w:t>(V)</w:t>
       </w:r>
       <w:r>
-        <w:t xml:space="preserve"> </w:t>
-      </w:r>
-      <w:proofErr w:type="gramStart"/>
-      <w:r>
-        <w:t>para Verdadeiro</w:t>
-      </w:r>
-      <w:proofErr w:type="gramEnd"/>
-      <w:r>
-        <w:t xml:space="preserve"> ou </w:t>
+        <w:t xml:space="preserve"> para Verdadeiro ou </w:t>
       </w:r>
       <w:r>
         <w:rPr>
@@ -1581,15 +1427,7 @@
         <w:t>instanciar uma classe</w:t>
       </w:r>
       <w:r>
-        <w:t xml:space="preserve"> consiste em </w:t>
-      </w:r>
-      <w:proofErr w:type="gramStart"/>
-      <w:r>
-        <w:t>criar um novo</w:t>
-      </w:r>
-      <w:proofErr w:type="gramEnd"/>
-      <w:r>
-        <w:t xml:space="preserve"> modelo ou estrutura de código para organizar pacotes e módulos dentro do Java.</w:t>
+        <w:t xml:space="preserve"> consiste em criar um novo modelo ou estrutura de código para organizar pacotes e módulos dentro do Java.</w:t>
       </w:r>
     </w:p>
     <w:p>
@@ -1647,7 +1485,6 @@
       <w:r>
         <w:t xml:space="preserve">No contexto da Programação Orientada a Objetos em Java, o uso de métodos </w:t>
       </w:r>
-      <w:proofErr w:type="spellStart"/>
       <w:r>
         <w:rPr>
           <w:b/>
@@ -1655,11 +1492,9 @@
         </w:rPr>
         <w:t>getters</w:t>
       </w:r>
-      <w:proofErr w:type="spellEnd"/>
       <w:r>
         <w:t xml:space="preserve"> e </w:t>
       </w:r>
-      <w:proofErr w:type="spellStart"/>
       <w:r>
         <w:rPr>
           <w:b/>
@@ -1667,7 +1502,6 @@
         </w:rPr>
         <w:t>setters</w:t>
       </w:r>
-      <w:proofErr w:type="spellEnd"/>
       <w:r>
         <w:t xml:space="preserve"> é uma prática fundamental para aplicar o pilar do </w:t>
       </w:r>
@@ -1696,7 +1530,6 @@
       <w:r>
         <w:t xml:space="preserve">A) Os métodos </w:t>
       </w:r>
-      <w:proofErr w:type="spellStart"/>
       <w:r>
         <w:rPr>
           <w:b/>
@@ -1704,11 +1537,9 @@
         </w:rPr>
         <w:t>getters</w:t>
       </w:r>
-      <w:proofErr w:type="spellEnd"/>
       <w:r>
         <w:t xml:space="preserve"> são utilizados para modificar o valor de um atributo privado, enquanto os </w:t>
       </w:r>
-      <w:proofErr w:type="spellStart"/>
       <w:r>
         <w:rPr>
           <w:b/>
@@ -1716,7 +1547,6 @@
         </w:rPr>
         <w:t>setters</w:t>
       </w:r>
-      <w:proofErr w:type="spellEnd"/>
       <w:r>
         <w:t xml:space="preserve"> servem exclusivamente para imprimir esses valores no console. </w:t>
       </w:r>
@@ -1725,7 +1555,6 @@
       <w:r>
         <w:t xml:space="preserve">B) O uso de </w:t>
       </w:r>
-      <w:proofErr w:type="spellStart"/>
       <w:r>
         <w:rPr>
           <w:b/>
@@ -1733,11 +1562,9 @@
         </w:rPr>
         <w:t>getters</w:t>
       </w:r>
-      <w:proofErr w:type="spellEnd"/>
       <w:r>
         <w:t xml:space="preserve"> e </w:t>
       </w:r>
-      <w:proofErr w:type="spellStart"/>
       <w:r>
         <w:rPr>
           <w:b/>
@@ -1745,17 +1572,8 @@
         </w:rPr>
         <w:t>setters</w:t>
       </w:r>
-      <w:proofErr w:type="spellEnd"/>
-      <w:r>
-        <w:t xml:space="preserve"> permite que os atributos de uma classe sejam marcados como </w:t>
-      </w:r>
-      <w:proofErr w:type="spellStart"/>
-      <w:r>
-        <w:t>public</w:t>
-      </w:r>
-      <w:proofErr w:type="spellEnd"/>
-      <w:r>
-        <w:t xml:space="preserve">, facilitando o acesso direto de qualquer parte do programa sem restrições. </w:t>
+      <w:r>
+        <w:t xml:space="preserve"> permite que os atributos de uma classe sejam marcados como public, facilitando o acesso direto de qualquer parte do programa sem restrições. </w:t>
       </w:r>
     </w:p>
     <w:p>
@@ -1765,7 +1583,6 @@
         </w:rPr>
         <w:t xml:space="preserve">C) O método </w:t>
       </w:r>
-      <w:proofErr w:type="spellStart"/>
       <w:r>
         <w:rPr>
           <w:b/>
@@ -1774,14 +1591,12 @@
         </w:rPr>
         <w:t>getter</w:t>
       </w:r>
-      <w:proofErr w:type="spellEnd"/>
       <w:r>
         <w:rPr>
           <w:highlight w:val="yellow"/>
         </w:rPr>
         <w:t xml:space="preserve"> permite ler o valor de um atributo privado, e o método </w:t>
       </w:r>
-      <w:proofErr w:type="spellStart"/>
       <w:r>
         <w:rPr>
           <w:b/>
@@ -1790,7 +1605,6 @@
         </w:rPr>
         <w:t>setter</w:t>
       </w:r>
-      <w:proofErr w:type="spellEnd"/>
       <w:r>
         <w:rPr>
           <w:highlight w:val="yellow"/>
@@ -1810,7 +1624,6 @@
       <w:r>
         <w:t xml:space="preserve">D) </w:t>
       </w:r>
-      <w:proofErr w:type="spellStart"/>
       <w:r>
         <w:rPr>
           <w:b/>
@@ -1818,11 +1631,9 @@
         </w:rPr>
         <w:t>Setters</w:t>
       </w:r>
-      <w:proofErr w:type="spellEnd"/>
       <w:r>
         <w:t xml:space="preserve"> e </w:t>
       </w:r>
-      <w:proofErr w:type="spellStart"/>
       <w:r>
         <w:rPr>
           <w:b/>
@@ -1830,7 +1641,6 @@
         </w:rPr>
         <w:t>getters</w:t>
       </w:r>
-      <w:proofErr w:type="spellEnd"/>
       <w:r>
         <w:t xml:space="preserve"> são construtores especiais que inicializam objetos automaticamente no momento da criação, eliminando a necessidade de usar a palavra-chave new.</w:t>
       </w:r>
@@ -1875,15 +1685,7 @@
         <w:t xml:space="preserve">3 </w:t>
       </w:r>
       <w:r>
-        <w:t xml:space="preserve">com a instanciação do objeto no método </w:t>
-      </w:r>
-      <w:proofErr w:type="spellStart"/>
-      <w:r>
-        <w:t>main</w:t>
-      </w:r>
-      <w:proofErr w:type="spellEnd"/>
-      <w:r>
-        <w:t>.</w:t>
+        <w:t>com a instanciação do objeto no método main.</w:t>
       </w:r>
     </w:p>
     <w:p>
@@ -1911,7 +1713,6 @@
         </w:rPr>
         <w:t xml:space="preserve">public class </w:t>
       </w:r>
-      <w:proofErr w:type="spellStart"/>
       <w:r>
         <w:rPr>
           <w:b/>
@@ -1919,9 +1720,36 @@
           <w:color w:val="000000"/>
           <w:lang w:val="en-US"/>
         </w:rPr>
-        <w:t>Dispositivo</w:t>
-      </w:r>
-      <w:proofErr w:type="spellEnd"/>
+        <w:t xml:space="preserve">Dispositivo </w:t>
+      </w:r>
+      <w:r>
+        <w:rPr>
+          <w:b/>
+          <w:bCs/>
+          <w:color w:val="080808"/>
+          <w:lang w:val="en-US"/>
+        </w:rPr>
+        <w:t>{</w:t>
+      </w:r>
+      <w:r>
+        <w:rPr>
+          <w:b/>
+          <w:bCs/>
+          <w:color w:val="080808"/>
+          <w:lang w:val="en-US"/>
+        </w:rPr>
+        <w:br/>
+        <w:t xml:space="preserve">    </w:t>
+      </w:r>
+      <w:r>
+        <w:rPr>
+          <w:b/>
+          <w:bCs/>
+          <w:color w:val="0033B3"/>
+          <w:lang w:val="en-US"/>
+        </w:rPr>
+        <w:t xml:space="preserve">public </w:t>
+      </w:r>
       <w:r>
         <w:rPr>
           <w:b/>
@@ -1929,7 +1757,16 @@
           <w:color w:val="000000"/>
           <w:lang w:val="en-US"/>
         </w:rPr>
-        <w:t xml:space="preserve"> </w:t>
+        <w:t xml:space="preserve">String </w:t>
+      </w:r>
+      <w:r>
+        <w:rPr>
+          <w:b/>
+          <w:bCs/>
+          <w:color w:val="871094"/>
+          <w:lang w:val="en-US"/>
+        </w:rPr>
+        <w:t>tipo</w:t>
       </w:r>
       <w:r>
         <w:rPr>
@@ -1938,7 +1775,7 @@
           <w:color w:val="080808"/>
           <w:lang w:val="en-US"/>
         </w:rPr>
-        <w:t>{</w:t>
+        <w:t>;</w:t>
       </w:r>
       <w:r>
         <w:rPr>
@@ -1957,18 +1794,8 @@
           <w:color w:val="0033B3"/>
           <w:lang w:val="en-US"/>
         </w:rPr>
-        <w:t xml:space="preserve">public </w:t>
-      </w:r>
-      <w:r>
-        <w:rPr>
-          <w:b/>
-          <w:bCs/>
-          <w:color w:val="000000"/>
-          <w:lang w:val="en-US"/>
-        </w:rPr>
-        <w:t xml:space="preserve">String </w:t>
-      </w:r>
-      <w:proofErr w:type="spellStart"/>
+        <w:t xml:space="preserve">public double </w:t>
+      </w:r>
       <w:r>
         <w:rPr>
           <w:b/>
@@ -1976,9 +1803,8 @@
           <w:color w:val="871094"/>
           <w:lang w:val="en-US"/>
         </w:rPr>
-        <w:t>tipo</w:t>
-      </w:r>
-      <w:proofErr w:type="spellEnd"/>
+        <w:t>valor</w:t>
+      </w:r>
       <w:r>
         <w:rPr>
           <w:b/>
@@ -1996,6 +1822,15 @@
           <w:lang w:val="en-US"/>
         </w:rPr>
         <w:br/>
+      </w:r>
+      <w:r>
+        <w:rPr>
+          <w:b/>
+          <w:bCs/>
+          <w:color w:val="080808"/>
+          <w:lang w:val="en-US"/>
+        </w:rPr>
+        <w:br/>
         <w:t xml:space="preserve">    </w:t>
       </w:r>
       <w:r>
@@ -2005,16 +1840,16 @@
           <w:color w:val="0033B3"/>
           <w:lang w:val="en-US"/>
         </w:rPr>
-        <w:t xml:space="preserve">public double </w:t>
-      </w:r>
-      <w:r>
-        <w:rPr>
-          <w:b/>
-          <w:bCs/>
-          <w:color w:val="871094"/>
+        <w:t xml:space="preserve">public </w:t>
+      </w:r>
+      <w:r>
+        <w:rPr>
+          <w:b/>
+          <w:bCs/>
+          <w:color w:val="00627A"/>
           <w:lang w:val="en-US"/>
         </w:rPr>
-        <w:t>valor</w:t>
+        <w:t>Dispositivo</w:t>
       </w:r>
       <w:r>
         <w:rPr>
@@ -2023,7 +1858,7 @@
           <w:color w:val="080808"/>
           <w:lang w:val="en-US"/>
         </w:rPr>
-        <w:t>;</w:t>
+        <w:t>(</w:t>
       </w:r>
       <w:r>
         <w:rPr>
@@ -2032,7 +1867,7 @@
           <w:color w:val="080808"/>
           <w:lang w:val="en-US"/>
         </w:rPr>
-        <w:br/>
+        <w:t xml:space="preserve"> </w:t>
       </w:r>
       <w:r>
         <w:rPr>
@@ -2041,66 +1876,7 @@
           <w:color w:val="080808"/>
           <w:lang w:val="en-US"/>
         </w:rPr>
-        <w:br/>
-        <w:t xml:space="preserve">    </w:t>
-      </w:r>
-      <w:r>
-        <w:rPr>
-          <w:b/>
-          <w:bCs/>
-          <w:color w:val="0033B3"/>
-          <w:lang w:val="en-US"/>
-        </w:rPr>
-        <w:t xml:space="preserve">public </w:t>
-      </w:r>
-      <w:proofErr w:type="spellStart"/>
-      <w:proofErr w:type="gramStart"/>
-      <w:r>
-        <w:rPr>
-          <w:b/>
-          <w:bCs/>
-          <w:color w:val="00627A"/>
-          <w:lang w:val="en-US"/>
-        </w:rPr>
-        <w:t>Dispositivo</w:t>
-      </w:r>
-      <w:proofErr w:type="spellEnd"/>
-      <w:r>
-        <w:rPr>
-          <w:b/>
-          <w:bCs/>
-          <w:color w:val="080808"/>
-          <w:lang w:val="en-US"/>
-        </w:rPr>
-        <w:t>(</w:t>
-      </w:r>
-      <w:r>
-        <w:rPr>
-          <w:b/>
-          <w:bCs/>
-          <w:color w:val="080808"/>
-          <w:lang w:val="en-US"/>
-        </w:rPr>
-        <w:t xml:space="preserve"> </w:t>
-      </w:r>
-      <w:r>
-        <w:rPr>
-          <w:b/>
-          <w:bCs/>
-          <w:color w:val="080808"/>
-          <w:lang w:val="en-US"/>
-        </w:rPr>
-        <w:t>)</w:t>
-      </w:r>
-      <w:proofErr w:type="gramEnd"/>
-      <w:r>
-        <w:rPr>
-          <w:b/>
-          <w:bCs/>
-          <w:color w:val="080808"/>
-          <w:lang w:val="en-US"/>
-        </w:rPr>
-        <w:t>{</w:t>
+        <w:t>){</w:t>
       </w:r>
       <w:r>
         <w:rPr>
@@ -2133,19 +1909,7 @@
           <w:lang w:val="en-US"/>
         </w:rPr>
         <w:br/>
-        <w:t xml:space="preserve">  </w:t>
-      </w:r>
-      <w:proofErr w:type="gramStart"/>
-      <w:r>
-        <w:rPr>
-          <w:b/>
-          <w:bCs/>
-          <w:i/>
-          <w:iCs/>
-          <w:color w:val="8C8C8C"/>
-          <w:lang w:val="en-US"/>
-        </w:rPr>
-        <w:t xml:space="preserve">  </w:t>
+        <w:t xml:space="preserve">    </w:t>
       </w:r>
       <w:r>
         <w:rPr>
@@ -2156,7 +1920,6 @@
         </w:rPr>
         <w:t>}</w:t>
       </w:r>
-      <w:proofErr w:type="gramEnd"/>
       <w:r>
         <w:rPr>
           <w:b/>
@@ -2275,7 +2038,6 @@
         </w:rPr>
         <w:t xml:space="preserve"> </w:t>
       </w:r>
-      <w:proofErr w:type="gramStart"/>
       <w:r>
         <w:rPr>
           <w:rFonts w:ascii="Courier New" w:eastAsia="Times New Roman" w:hAnsi="Courier New" w:cs="Courier New"/>
@@ -2286,9 +2048,21 @@
           <w:szCs w:val="20"/>
           <w:lang w:val="en-US" w:eastAsia="pt-BR"/>
         </w:rPr>
-        <w:t>main(String[</w:t>
-      </w:r>
-      <w:proofErr w:type="gramEnd"/>
+        <w:t>main(String[] args) {</w:t>
+      </w:r>
+    </w:p>
+    <w:p>
+      <w:pPr>
+        <w:rPr>
+          <w:lang w:val="en-US"/>
+        </w:rPr>
+      </w:pPr>
+      <w:r>
+        <w:rPr>
+          <w:lang w:val="en-US"/>
+        </w:rPr>
+        <w:t xml:space="preserve">    </w:t>
+      </w:r>
       <w:r>
         <w:rPr>
           <w:rFonts w:ascii="Courier New" w:eastAsia="Times New Roman" w:hAnsi="Courier New" w:cs="Courier New"/>
@@ -2299,10 +2073,8 @@
           <w:szCs w:val="20"/>
           <w:lang w:val="en-US" w:eastAsia="pt-BR"/>
         </w:rPr>
-        <w:t xml:space="preserve">] </w:t>
-      </w:r>
-      <w:proofErr w:type="spellStart"/>
-      <w:proofErr w:type="gramStart"/>
+        <w:t>}</w:t>
+      </w:r>
       <w:r>
         <w:rPr>
           <w:rFonts w:ascii="Courier New" w:eastAsia="Times New Roman" w:hAnsi="Courier New" w:cs="Courier New"/>
@@ -2313,57 +2085,6 @@
           <w:szCs w:val="20"/>
           <w:lang w:val="en-US" w:eastAsia="pt-BR"/>
         </w:rPr>
-        <w:t>args</w:t>
-      </w:r>
-      <w:proofErr w:type="spellEnd"/>
-      <w:r>
-        <w:rPr>
-          <w:rFonts w:ascii="Courier New" w:eastAsia="Times New Roman" w:hAnsi="Courier New" w:cs="Courier New"/>
-          <w:b/>
-          <w:bCs/>
-          <w:color w:val="000000"/>
-          <w:sz w:val="20"/>
-          <w:szCs w:val="20"/>
-          <w:lang w:val="en-US" w:eastAsia="pt-BR"/>
-        </w:rPr>
-        <w:t>) {</w:t>
-      </w:r>
-      <w:proofErr w:type="gramEnd"/>
-    </w:p>
-    <w:p>
-      <w:pPr>
-        <w:rPr>
-          <w:lang w:val="en-US"/>
-        </w:rPr>
-      </w:pPr>
-      <w:r>
-        <w:rPr>
-          <w:lang w:val="en-US"/>
-        </w:rPr>
-        <w:t xml:space="preserve">    </w:t>
-      </w:r>
-      <w:r>
-        <w:rPr>
-          <w:rFonts w:ascii="Courier New" w:eastAsia="Times New Roman" w:hAnsi="Courier New" w:cs="Courier New"/>
-          <w:b/>
-          <w:bCs/>
-          <w:color w:val="000000"/>
-          <w:sz w:val="20"/>
-          <w:szCs w:val="20"/>
-          <w:lang w:val="en-US" w:eastAsia="pt-BR"/>
-        </w:rPr>
-        <w:t>}</w:t>
-      </w:r>
-      <w:r>
-        <w:rPr>
-          <w:rFonts w:ascii="Courier New" w:eastAsia="Times New Roman" w:hAnsi="Courier New" w:cs="Courier New"/>
-          <w:b/>
-          <w:bCs/>
-          <w:color w:val="000000"/>
-          <w:sz w:val="20"/>
-          <w:szCs w:val="20"/>
-          <w:lang w:val="en-US" w:eastAsia="pt-BR"/>
-        </w:rPr>
         <w:br/>
         <w:t>}</w:t>
       </w:r>
@@ -2381,6 +2102,115 @@
           <w:noProof/>
         </w:rPr>
         <w:lastRenderedPageBreak/>
+        <mc:AlternateContent>
+          <mc:Choice Requires="wpi">
+            <w:drawing>
+              <wp:anchor distT="0" distB="0" distL="114300" distR="114300" simplePos="0" relativeHeight="251661312" behindDoc="0" locked="0" layoutInCell="1" allowOverlap="1" wp14:anchorId="50675025" wp14:editId="3DECDCB7">
+                <wp:simplePos x="0" y="0"/>
+                <wp:positionH relativeFrom="column">
+                  <wp:posOffset>6762185</wp:posOffset>
+                </wp:positionH>
+                <wp:positionV relativeFrom="paragraph">
+                  <wp:posOffset>1386095</wp:posOffset>
+                </wp:positionV>
+                <wp:extent cx="360" cy="360"/>
+                <wp:effectExtent l="38100" t="38100" r="38100" b="38100"/>
+                <wp:wrapNone/>
+                <wp:docPr id="65904200" name="Tinta 3"/>
+                <wp:cNvGraphicFramePr/>
+                <a:graphic xmlns:a="http://schemas.openxmlformats.org/drawingml/2006/main">
+                  <a:graphicData uri="http://schemas.microsoft.com/office/word/2010/wordprocessingInk">
+                    <w14:contentPart bwMode="auto" r:id="rId8">
+                      <w14:nvContentPartPr>
+                        <w14:cNvContentPartPr/>
+                      </w14:nvContentPartPr>
+                      <w14:xfrm>
+                        <a:off x="0" y="0"/>
+                        <a:ext cx="360" cy="360"/>
+                      </w14:xfrm>
+                    </w14:contentPart>
+                  </a:graphicData>
+                </a:graphic>
+              </wp:anchor>
+            </w:drawing>
+          </mc:Choice>
+          <mc:Fallback>
+            <w:pict>
+              <v:shapetype w14:anchorId="7C79E27E" id="_x0000_t75" coordsize="21600,21600" o:spt="75" o:preferrelative="t" path="m@4@5l@4@11@9@11@9@5xe" filled="f" stroked="f">
+                <v:stroke joinstyle="miter"/>
+                <v:formulas>
+                  <v:f eqn="if lineDrawn pixelLineWidth 0"/>
+                  <v:f eqn="sum @0 1 0"/>
+                  <v:f eqn="sum 0 0 @1"/>
+                  <v:f eqn="prod @2 1 2"/>
+                  <v:f eqn="prod @3 21600 pixelWidth"/>
+                  <v:f eqn="prod @3 21600 pixelHeight"/>
+                  <v:f eqn="sum @0 0 1"/>
+                  <v:f eqn="prod @6 1 2"/>
+                  <v:f eqn="prod @7 21600 pixelWidth"/>
+                  <v:f eqn="sum @8 21600 0"/>
+                  <v:f eqn="prod @7 21600 pixelHeight"/>
+                  <v:f eqn="sum @10 21600 0"/>
+                </v:formulas>
+                <v:path o:extrusionok="f" gradientshapeok="t" o:connecttype="rect"/>
+                <o:lock v:ext="edit" aspectratio="t"/>
+              </v:shapetype>
+              <v:shape id="Tinta 3" o:spid="_x0000_s1026" type="#_x0000_t75" style="position:absolute;margin-left:531.95pt;margin-top:108.65pt;width:1.05pt;height:1.05pt;z-index:251661312;visibility:visible;mso-wrap-style:square;mso-wrap-distance-left:9pt;mso-wrap-distance-top:0;mso-wrap-distance-right:9pt;mso-wrap-distance-bottom:0;mso-position-horizontal:absolute;mso-position-horizontal-relative:text;mso-position-vertical:absolute;mso-position-vertical-relative:text" o:gfxdata="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">
+                <v:imagedata r:id="rId9" o:title=""/>
+              </v:shape>
+            </w:pict>
+          </mc:Fallback>
+        </mc:AlternateContent>
+      </w:r>
+      <w:r>
+        <w:rPr>
+          <w:noProof/>
+        </w:rPr>
+        <mc:AlternateContent>
+          <mc:Choice Requires="wpi">
+            <w:drawing>
+              <wp:anchor distT="0" distB="0" distL="114300" distR="114300" simplePos="0" relativeHeight="251660288" behindDoc="0" locked="0" layoutInCell="1" allowOverlap="1" wp14:anchorId="6F0741F7" wp14:editId="169668A0">
+                <wp:simplePos x="0" y="0"/>
+                <wp:positionH relativeFrom="column">
+                  <wp:posOffset>182105</wp:posOffset>
+                </wp:positionH>
+                <wp:positionV relativeFrom="paragraph">
+                  <wp:posOffset>3435935</wp:posOffset>
+                </wp:positionV>
+                <wp:extent cx="560880" cy="237240"/>
+                <wp:effectExtent l="38100" t="38100" r="10795" b="48895"/>
+                <wp:wrapNone/>
+                <wp:docPr id="1994487437" name="Tinta 2"/>
+                <wp:cNvGraphicFramePr/>
+                <a:graphic xmlns:a="http://schemas.openxmlformats.org/drawingml/2006/main">
+                  <a:graphicData uri="http://schemas.microsoft.com/office/word/2010/wordprocessingInk">
+                    <w14:contentPart bwMode="auto" r:id="rId10">
+                      <w14:nvContentPartPr>
+                        <w14:cNvContentPartPr/>
+                      </w14:nvContentPartPr>
+                      <w14:xfrm>
+                        <a:off x="0" y="0"/>
+                        <a:ext cx="560880" cy="237240"/>
+                      </w14:xfrm>
+                    </w14:contentPart>
+                  </a:graphicData>
+                </a:graphic>
+              </wp:anchor>
+            </w:drawing>
+          </mc:Choice>
+          <mc:Fallback>
+            <w:pict>
+              <v:shape w14:anchorId="4D964638" id="Tinta 2" o:spid="_x0000_s1026" type="#_x0000_t75" style="position:absolute;margin-left:13.85pt;margin-top:270.05pt;width:45.15pt;height:19.7pt;z-index:251660288;visibility:visible;mso-wrap-style:square;mso-wrap-distance-left:9pt;mso-wrap-distance-top:0;mso-wrap-distance-right:9pt;mso-wrap-distance-bottom:0;mso-position-horizontal:absolute;mso-position-horizontal-relative:text;mso-position-vertical:absolute;mso-position-vertical-relative:text" o:gfxdata="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">
+                <v:imagedata r:id="rId11" o:title=""/>
+              </v:shape>
+            </w:pict>
+          </mc:Fallback>
+        </mc:AlternateContent>
+      </w:r>
+      <w:r>
+        <w:rPr>
+          <w:noProof/>
+        </w:rPr>
         <w:drawing>
           <wp:inline distT="0" distB="0" distL="0" distR="0" wp14:anchorId="1258186B" wp14:editId="33774965">
             <wp:extent cx="5400040" cy="4034790"/>
@@ -2397,7 +2227,7 @@
                     <pic:cNvPicPr/>
                   </pic:nvPicPr>
                   <pic:blipFill>
-                    <a:blip r:embed="rId7"/>
+                    <a:blip r:embed="rId12"/>
                     <a:stretch>
                       <a:fillRect/>
                     </a:stretch>
@@ -2423,6 +2253,51 @@
         <w:rPr>
           <w:noProof/>
         </w:rPr>
+        <mc:AlternateContent>
+          <mc:Choice Requires="wpi">
+            <w:drawing>
+              <wp:anchor distT="0" distB="0" distL="114300" distR="114300" simplePos="0" relativeHeight="251662336" behindDoc="0" locked="0" layoutInCell="1" allowOverlap="1" wp14:anchorId="56283057" wp14:editId="35310B51">
+                <wp:simplePos x="0" y="0"/>
+                <wp:positionH relativeFrom="column">
+                  <wp:posOffset>-2575</wp:posOffset>
+                </wp:positionH>
+                <wp:positionV relativeFrom="paragraph">
+                  <wp:posOffset>2910615</wp:posOffset>
+                </wp:positionV>
+                <wp:extent cx="821520" cy="313560"/>
+                <wp:effectExtent l="38100" t="38100" r="17145" b="48895"/>
+                <wp:wrapNone/>
+                <wp:docPr id="532962437" name="Tinta 4"/>
+                <wp:cNvGraphicFramePr/>
+                <a:graphic xmlns:a="http://schemas.openxmlformats.org/drawingml/2006/main">
+                  <a:graphicData uri="http://schemas.microsoft.com/office/word/2010/wordprocessingInk">
+                    <w14:contentPart bwMode="auto" r:id="rId13">
+                      <w14:nvContentPartPr>
+                        <w14:cNvContentPartPr/>
+                      </w14:nvContentPartPr>
+                      <w14:xfrm>
+                        <a:off x="0" y="0"/>
+                        <a:ext cx="821520" cy="313560"/>
+                      </w14:xfrm>
+                    </w14:contentPart>
+                  </a:graphicData>
+                </a:graphic>
+              </wp:anchor>
+            </w:drawing>
+          </mc:Choice>
+          <mc:Fallback>
+            <w:pict>
+              <v:shape w14:anchorId="255A576C" id="Tinta 4" o:spid="_x0000_s1026" type="#_x0000_t75" style="position:absolute;margin-left:-.7pt;margin-top:228.7pt;width:65.7pt;height:25.7pt;z-index:251662336;visibility:visible;mso-wrap-style:square;mso-wrap-distance-left:9pt;mso-wrap-distance-top:0;mso-wrap-distance-right:9pt;mso-wrap-distance-bottom:0;mso-position-horizontal:absolute;mso-position-horizontal-relative:text;mso-position-vertical:absolute;mso-position-vertical-relative:text" o:gfxdata="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">
+                <v:imagedata r:id="rId14" o:title=""/>
+              </v:shape>
+            </w:pict>
+          </mc:Fallback>
+        </mc:AlternateContent>
+      </w:r>
+      <w:r>
+        <w:rPr>
+          <w:noProof/>
+        </w:rPr>
         <w:drawing>
           <wp:inline distT="0" distB="0" distL="0" distR="0" wp14:anchorId="158F5293" wp14:editId="36DD158B">
             <wp:extent cx="5400040" cy="3954145"/>
@@ -2439,7 +2314,7 @@
                     <pic:cNvPicPr/>
                   </pic:nvPicPr>
                   <pic:blipFill>
-                    <a:blip r:embed="rId8"/>
+                    <a:blip r:embed="rId15"/>
                     <a:stretch>
                       <a:fillRect/>
                     </a:stretch>
@@ -2466,6 +2341,51 @@
           <w:noProof/>
         </w:rPr>
         <w:lastRenderedPageBreak/>
+        <mc:AlternateContent>
+          <mc:Choice Requires="wpi">
+            <w:drawing>
+              <wp:anchor distT="0" distB="0" distL="114300" distR="114300" simplePos="0" relativeHeight="251659264" behindDoc="0" locked="0" layoutInCell="1" allowOverlap="1" wp14:anchorId="73A3D015" wp14:editId="3223586C">
+                <wp:simplePos x="0" y="0"/>
+                <wp:positionH relativeFrom="column">
+                  <wp:posOffset>98225</wp:posOffset>
+                </wp:positionH>
+                <wp:positionV relativeFrom="paragraph">
+                  <wp:posOffset>5022705</wp:posOffset>
+                </wp:positionV>
+                <wp:extent cx="638280" cy="154440"/>
+                <wp:effectExtent l="38100" t="38100" r="47625" b="36195"/>
+                <wp:wrapNone/>
+                <wp:docPr id="704343685" name="Tinta 1"/>
+                <wp:cNvGraphicFramePr/>
+                <a:graphic xmlns:a="http://schemas.openxmlformats.org/drawingml/2006/main">
+                  <a:graphicData uri="http://schemas.microsoft.com/office/word/2010/wordprocessingInk">
+                    <w14:contentPart bwMode="auto" r:id="rId16">
+                      <w14:nvContentPartPr>
+                        <w14:cNvContentPartPr/>
+                      </w14:nvContentPartPr>
+                      <w14:xfrm>
+                        <a:off x="0" y="0"/>
+                        <a:ext cx="638280" cy="154440"/>
+                      </w14:xfrm>
+                    </w14:contentPart>
+                  </a:graphicData>
+                </a:graphic>
+              </wp:anchor>
+            </w:drawing>
+          </mc:Choice>
+          <mc:Fallback>
+            <w:pict>
+              <v:shape w14:anchorId="38B95A6A" id="Tinta 1" o:spid="_x0000_s1026" type="#_x0000_t75" style="position:absolute;margin-left:7.25pt;margin-top:395pt;width:51.2pt;height:13.1pt;z-index:251659264;visibility:visible;mso-wrap-style:square;mso-wrap-distance-left:9pt;mso-wrap-distance-top:0;mso-wrap-distance-right:9pt;mso-wrap-distance-bottom:0;mso-position-horizontal:absolute;mso-position-horizontal-relative:text;mso-position-vertical:absolute;mso-position-vertical-relative:text" o:gfxdata="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">
+                <v:imagedata r:id="rId17" o:title=""/>
+              </v:shape>
+            </w:pict>
+          </mc:Fallback>
+        </mc:AlternateContent>
+      </w:r>
+      <w:r>
+        <w:rPr>
+          <w:noProof/>
+        </w:rPr>
         <w:drawing>
           <wp:inline distT="0" distB="0" distL="0" distR="0" wp14:anchorId="5ECBE405" wp14:editId="4EF770CD">
             <wp:extent cx="5144218" cy="5496692"/>
@@ -2482,7 +2402,7 @@
                     <pic:cNvPicPr/>
                   </pic:nvPicPr>
                   <pic:blipFill>
-                    <a:blip r:embed="rId9"/>
+                    <a:blip r:embed="rId18"/>
                     <a:stretch>
                       <a:fillRect/>
                     </a:stretch>
@@ -2503,6 +2423,7 @@
         </w:drawing>
       </w:r>
     </w:p>
+    <w:p/>
     <w:sectPr>
       <w:pgSz w:w="11906" w:h="16838"/>
       <w:pgMar w:top="1417" w:right="1701" w:bottom="1417" w:left="1701" w:header="708" w:footer="708" w:gutter="0"/>
@@ -4481,6 +4402,118 @@
 </w:styles>
 </file>
 
+<file path=word/ink/ink1.xml><?xml version="1.0" encoding="utf-8"?>
+<inkml:ink xmlns:inkml="http://www.w3.org/2003/InkML">
+  <inkml:definitions>
+    <inkml:context xml:id="ctx0">
+      <inkml:inkSource xml:id="inkSrc0">
+        <inkml:traceFormat>
+          <inkml:channel name="X" type="integer" min="-2.14748E9" max="2.14748E9" units="cm"/>
+          <inkml:channel name="Y" type="integer" min="-2.14748E9" max="2.14748E9" units="cm"/>
+          <inkml:channel name="F" type="integer" max="32767" units="dev"/>
+        </inkml:traceFormat>
+        <inkml:channelProperties>
+          <inkml:channelProperty channel="X" name="resolution" value="1000" units="1/cm"/>
+          <inkml:channelProperty channel="Y" name="resolution" value="1000" units="1/cm"/>
+          <inkml:channelProperty channel="F" name="resolution" value="0" units="1/dev"/>
+        </inkml:channelProperties>
+      </inkml:inkSource>
+      <inkml:timestamp xml:id="ts0" timeString="2026-04-08T00:25:40.233"/>
+    </inkml:context>
+    <inkml:brush xml:id="br0">
+      <inkml:brushProperty name="width" value="0.035" units="cm"/>
+      <inkml:brushProperty name="height" value="0.035" units="cm"/>
+      <inkml:brushProperty name="color" value="#E71224"/>
+    </inkml:brush>
+  </inkml:definitions>
+  <inkml:trace contextRef="#ctx0" brushRef="#br0">0 0 24575,'0'0'-8191</inkml:trace>
+</inkml:ink>
+</file>
+
+<file path=word/ink/ink2.xml><?xml version="1.0" encoding="utf-8"?>
+<inkml:ink xmlns:inkml="http://www.w3.org/2003/InkML">
+  <inkml:definitions>
+    <inkml:context xml:id="ctx0">
+      <inkml:inkSource xml:id="inkSrc0">
+        <inkml:traceFormat>
+          <inkml:channel name="X" type="integer" min="-2.14748E9" max="2.14748E9" units="cm"/>
+          <inkml:channel name="Y" type="integer" min="-2.14748E9" max="2.14748E9" units="cm"/>
+          <inkml:channel name="F" type="integer" max="32767" units="dev"/>
+        </inkml:traceFormat>
+        <inkml:channelProperties>
+          <inkml:channelProperty channel="X" name="resolution" value="1000" units="1/cm"/>
+          <inkml:channelProperty channel="Y" name="resolution" value="1000" units="1/cm"/>
+          <inkml:channelProperty channel="F" name="resolution" value="0" units="1/dev"/>
+        </inkml:channelProperties>
+      </inkml:inkSource>
+      <inkml:timestamp xml:id="ts0" timeString="2026-04-08T00:25:34.612"/>
+    </inkml:context>
+    <inkml:brush xml:id="br0">
+      <inkml:brushProperty name="width" value="0.035" units="cm"/>
+      <inkml:brushProperty name="height" value="0.035" units="cm"/>
+      <inkml:brushProperty name="color" value="#E71224"/>
+    </inkml:brush>
+  </inkml:definitions>
+  <inkml:trace contextRef="#ctx0" brushRef="#br0">427 74 24575,'-86'-1'0,"-94"3"0,173-1 0,-1 0 0,0 1 0,0 0 0,1 0 0,-1 1 0,1 0 0,0 1 0,0-1 0,0 1 0,0 0 0,1 1 0,0 0 0,0 0 0,0 0 0,0 1 0,1 0 0,0 0 0,0 0 0,0 1 0,1-1 0,0 1 0,1 0 0,-1 0 0,1 1 0,1-1 0,-1 1 0,1-1 0,-2 14 0,3-10 0,1 0 0,0 1 0,1-1 0,0 0 0,0 0 0,1 0 0,1 0 0,0 0 0,0 0 0,1 0 0,0-1 0,1 0 0,0 0 0,8 10 0,74 88 0,-80-100 0,1 0 0,0 0 0,0-1 0,0 0 0,1 0 0,0-1 0,1 0 0,0 0 0,-1-1 0,1-1 0,1 0 0,-1 0 0,13 2 0,19 4 0,1-3 0,45 3 0,-26-3 0,79 2 0,12 1 0,-86-4 0,136-5 0,-86-4 0,-97 3 0,1-2 0,-1 0 0,38-10 0,-49 10 0,1-1 0,0 0 0,-1-1 0,1 0 0,-1-1 0,0 0 0,-1 0 0,1-1 0,12-11 0,-10 5 0,-1-1 0,0-1 0,0 0 0,-1 0 0,10-25 0,30-82 0,-35 83 0,-11 30 0,-1 0 0,1 0 0,-1 0 0,0 0 0,-1-1 0,0 1 0,-1 0 0,0-17 0,-1 20 0,0 0 0,0 1 0,0-1 0,-1 0 0,1 1 0,-1 0 0,0-1 0,-1 1 0,1 0 0,-1 0 0,0 0 0,0 0 0,0 1 0,0-1 0,0 1 0,-7-5 0,-23-15 0,-1 2 0,-39-18 0,55 30 0,-8-3 0,-1 2 0,0 1 0,-1 1 0,0 1 0,0 1 0,-31-2 0,-251 5 0,161 6 0,95-4 0,24-1 0,-1 2 0,1 2 0,0 0 0,-31 8 0,-72 11-1365,117-19-5461</inkml:trace>
+</inkml:ink>
+</file>
+
+<file path=word/ink/ink3.xml><?xml version="1.0" encoding="utf-8"?>
+<inkml:ink xmlns:inkml="http://www.w3.org/2003/InkML">
+  <inkml:definitions>
+    <inkml:context xml:id="ctx0">
+      <inkml:inkSource xml:id="inkSrc0">
+        <inkml:traceFormat>
+          <inkml:channel name="X" type="integer" min="-2.14748E9" max="2.14748E9" units="cm"/>
+          <inkml:channel name="Y" type="integer" min="-2.14748E9" max="2.14748E9" units="cm"/>
+          <inkml:channel name="F" type="integer" max="32767" units="dev"/>
+        </inkml:traceFormat>
+        <inkml:channelProperties>
+          <inkml:channelProperty channel="X" name="resolution" value="1000" units="1/cm"/>
+          <inkml:channelProperty channel="Y" name="resolution" value="1000" units="1/cm"/>
+          <inkml:channelProperty channel="F" name="resolution" value="0" units="1/dev"/>
+        </inkml:channelProperties>
+      </inkml:inkSource>
+      <inkml:timestamp xml:id="ts0" timeString="2026-04-08T00:29:20.497"/>
+    </inkml:context>
+    <inkml:brush xml:id="br0">
+      <inkml:brushProperty name="width" value="0.035" units="cm"/>
+      <inkml:brushProperty name="height" value="0.035" units="cm"/>
+      <inkml:brushProperty name="color" value="#E71224"/>
+    </inkml:brush>
+  </inkml:definitions>
+  <inkml:trace contextRef="#ctx0" brushRef="#br0">164 673 24575,'8'1'0,"-1"0"0,0 1 0,0 0 0,0 0 0,0 0 0,-1 1 0,1 0 0,9 6 0,35 14 0,28-8 0,145 11 0,-182-20 0,71 18 0,-62-11 0,-49-13 0,72 19 0,1-4 0,1-3 0,146 5 0,-73-16 0,-76 1 0,129-13 0,-179 5 0,-1-1 0,-1-1 0,0-1 0,0 0 0,0-2 0,-2 0 0,26-19 0,-32 21 0,37-23 0,91-42 0,-3 14 0,-133 57 0,1 0 0,-1 0 0,-1 0 0,1 0 0,0-1 0,-1 0 0,0 0 0,0 0 0,0-1 0,0 1 0,-1-1 0,1 0 0,-1 0 0,-1 0 0,1 0 0,-1 0 0,0-1 0,0 1 0,0-1 0,-1 0 0,0 1 0,0-1 0,0 0 0,-1 0 0,0 0 0,0 0 0,0 1 0,-1-1 0,0 0 0,0 0 0,0 1 0,-1-1 0,0 0 0,0 1 0,0 0 0,-1-1 0,0 1 0,0 0 0,0 0 0,0 1 0,-8-9 0,-20-12 0,-2 1 0,0 1 0,-2 1 0,0 2 0,-1 2 0,-1 2 0,-58-19 0,17 8 0,17 5 0,-85-19 0,-321-36 0,251 63 0,68 6 0,84 4 0,0 3 0,0 3 0,0 2 0,-101 20 0,139-18 0,1 1 0,-1 1 0,1 1 0,1 2 0,0 0 0,0 1 0,1 2 0,1 0 0,-35 30 0,51-38 0,0 0 0,1 1 0,0 0 0,0 0 0,1 1 0,-1 0 0,2-1 0,-1 1 0,-2 9 0,-19 80 0,19-69 0,1-7 0,2 0 0,0 0 0,1 0 0,1 1 0,1-1 0,0 1 0,2-1 0,1 0 0,1 0 0,0 0 0,11 29 0,-13-45 0,1 0 0,0 0 0,0-1 0,0 1 0,1 0 0,-1-1 0,1 0 0,0 0 0,0 0 0,1-1 0,-1 1 0,1-1 0,0 0 0,8 4 0,3-1 0,1 0 0,0 0 0,22 3 0,-5-1 0,32 9-117,-9 0-195,1-3 0,1-3 0,88 7 0,-128-18-6514</inkml:trace>
+</inkml:ink>
+</file>
+
+<file path=word/ink/ink4.xml><?xml version="1.0" encoding="utf-8"?>
+<inkml:ink xmlns:inkml="http://www.w3.org/2003/InkML">
+  <inkml:definitions>
+    <inkml:context xml:id="ctx0">
+      <inkml:inkSource xml:id="inkSrc0">
+        <inkml:traceFormat>
+          <inkml:channel name="X" type="integer" min="-2.14748E9" max="2.14748E9" units="cm"/>
+          <inkml:channel name="Y" type="integer" min="-2.14748E9" max="2.14748E9" units="cm"/>
+          <inkml:channel name="F" type="integer" max="32767" units="dev"/>
+        </inkml:traceFormat>
+        <inkml:channelProperties>
+          <inkml:channelProperty channel="X" name="resolution" value="1000" units="1/cm"/>
+          <inkml:channelProperty channel="Y" name="resolution" value="1000" units="1/cm"/>
+          <inkml:channelProperty channel="F" name="resolution" value="0" units="1/dev"/>
+        </inkml:channelProperties>
+      </inkml:inkSource>
+      <inkml:timestamp xml:id="ts0" timeString="2026-04-08T00:22:50.170"/>
+    </inkml:context>
+    <inkml:brush xml:id="br0">
+      <inkml:brushProperty name="width" value="0.035" units="cm"/>
+      <inkml:brushProperty name="height" value="0.035" units="cm"/>
+      <inkml:brushProperty name="color" value="#E71224"/>
+    </inkml:brush>
+  </inkml:definitions>
+  <inkml:trace contextRef="#ctx0" brushRef="#br0">78 358 24575,'1'2'0,"-1"-1"0,1 0 0,0 1 0,-1-1 0,1 0 0,0 0 0,0 0 0,0 0 0,0 0 0,0 1 0,0-2 0,0 1 0,0 0 0,0 0 0,1 0 0,-1 0 0,0-1 0,1 1 0,-1-1 0,0 1 0,2 0 0,31 10 0,47 4 0,0-4 0,1-3 0,141-4 0,-186-4 0,968 0 0,-999 0 0,-1-1 0,1 1 0,-1-1 0,1-1 0,-1 1 0,0-1 0,1 0 0,-1 0 0,0 0 0,0-1 0,0 1 0,-1-1 0,1-1 0,-1 1 0,1-1 0,-1 1 0,0-1 0,-1 0 0,1-1 0,-1 1 0,1-1 0,-1 1 0,-1-1 0,1 0 0,-1 0 0,0 0 0,0 0 0,0-1 0,-1 1 0,1 0 0,-1-1 0,0-7 0,0 6 0,0 0 0,0 0 0,-1 0 0,0 0 0,-1 0 0,1 0 0,-1 0 0,-1 0 0,1 0 0,-1 0 0,-1 1 0,1-1 0,-1 0 0,0 1 0,0 0 0,-1 0 0,0 0 0,0 0 0,0 1 0,-1 0 0,1-1 0,-2 1 0,1 1 0,0-1 0,-11-5 0,-9-2 0,-1 1 0,0 2 0,-1 0 0,0 2 0,0 1 0,0 1 0,-1 2 0,0 0 0,-42 2 0,-161-16 0,199 18 0,0-1 0,-1-2 0,1-1 0,1-2 0,-39-10 0,40 9 0,0 2 0,0 0 0,-1 2 0,1 1 0,-43 5 0,-9-1 0,28-3 0,12 1 0,-1-1 0,-76-12 0,100 8 0,-1 0 0,0 2 0,0 0 0,0 2 0,0 0 0,0 1 0,-34 6 0,41-2 0,0 0 0,1 0 0,-1 1 0,1 1 0,1 0 0,-1 1 0,1 0 0,1 1 0,-1 0 0,2 0 0,-10 12 0,16-14 0,0-1 0,0 1 0,1 0 0,0 0 0,0 0 0,1 0 0,-1 0 0,2 0 0,-1 0 0,1 1 0,1 8 0,-1-3 0,1 1 0,1-1 0,1 0 0,-1 0 0,7 15 0,0-7-341,1 0 0,1-1-1,19 27 1,-23-36-6485</inkml:trace>
+</inkml:ink>
+</file>
+
 <file path=word/theme/theme1.xml><?xml version="1.0" encoding="utf-8"?>
 <a:theme xmlns:a="http://schemas.openxmlformats.org/drawingml/2006/main" name="Tema do Office">
   <a:themeElements>

--- a/Projeto de Software e Segurança da Informação - 2026/Projeto de Software/Provas/3A/Prova - P1.docx
+++ b/Projeto de Software e Segurança da Informação - 2026/Projeto de Software/Provas/3A/Prova - P1.docx
@@ -187,7 +187,25 @@
           <w:szCs w:val="24"/>
           <w:lang w:eastAsia="pt-BR"/>
         </w:rPr>
-        <w:t>É correto apenas o que se afirma em:</w:t>
+        <w:t xml:space="preserve">É correto apenas o que se </w:t>
+      </w:r>
+      <w:proofErr w:type="spellStart"/>
+      <w:r>
+        <w:rPr>
+          <w:rFonts w:eastAsia="Times New Roman" w:cs="Times New Roman"/>
+          <w:szCs w:val="24"/>
+          <w:lang w:eastAsia="pt-BR"/>
+        </w:rPr>
+        <w:t>afirma</w:t>
+      </w:r>
+      <w:proofErr w:type="spellEnd"/>
+      <w:r>
+        <w:rPr>
+          <w:rFonts w:eastAsia="Times New Roman" w:cs="Times New Roman"/>
+          <w:szCs w:val="24"/>
+          <w:lang w:eastAsia="pt-BR"/>
+        </w:rPr>
+        <w:t xml:space="preserve"> em:</w:t>
       </w:r>
     </w:p>
     <w:p>
@@ -555,10 +573,13 @@
         <w:jc w:val="center"/>
       </w:pPr>
       <w:r>
+        <w:rPr>
+          <w:noProof/>
+        </w:rPr>
         <w:drawing>
-          <wp:inline distT="0" distB="0" distL="0" distR="0" wp14:anchorId="42AD2FA0" wp14:editId="45E985D7">
-            <wp:extent cx="4606120" cy="2015990"/>
-            <wp:effectExtent l="0" t="0" r="4445" b="3810"/>
+          <wp:inline distT="0" distB="0" distL="0" distR="0" wp14:anchorId="42AD2FA0" wp14:editId="5BFCE81B">
+            <wp:extent cx="3939041" cy="1724025"/>
+            <wp:effectExtent l="0" t="0" r="4445" b="0"/>
             <wp:docPr id="1458312226" name="Imagem 1"/>
             <wp:cNvGraphicFramePr>
               <a:graphicFrameLocks xmlns:a="http://schemas.openxmlformats.org/drawingml/2006/main" noChangeAspect="1"/>
@@ -579,7 +600,7 @@
                   <pic:spPr>
                     <a:xfrm>
                       <a:off x="0" y="0"/>
-                      <a:ext cx="4618470" cy="2021395"/>
+                      <a:ext cx="3958679" cy="1732620"/>
                     </a:xfrm>
                     <a:prstGeom prst="rect">
                       <a:avLst/>
@@ -679,7 +700,23 @@
           <w:b/>
           <w:bCs/>
         </w:rPr>
-        <w:t>É correto apenas o que se afirma em:</w:t>
+        <w:t xml:space="preserve">É correto apenas o que se </w:t>
+      </w:r>
+      <w:proofErr w:type="spellStart"/>
+      <w:r>
+        <w:rPr>
+          <w:b/>
+          <w:bCs/>
+        </w:rPr>
+        <w:t>afirma</w:t>
+      </w:r>
+      <w:proofErr w:type="spellEnd"/>
+      <w:r>
+        <w:rPr>
+          <w:b/>
+          <w:bCs/>
+        </w:rPr>
+        <w:t xml:space="preserve"> em:</w:t>
       </w:r>
     </w:p>
     <w:p>
@@ -735,20 +772,720 @@
         <w:t xml:space="preserve">Para que a classe Gato herde corretamente o atributo nome e utilize o construtor da superclasse, qual instrução deve preencher a "Linha faltante"? </w:t>
       </w:r>
     </w:p>
-    <w:p>
-      <w:r>
+    <w:p/>
+    <w:p>
+      <w:pPr>
+        <w:pStyle w:val="Pr-formataoHTML"/>
+        <w:shd w:val="clear" w:color="auto" w:fill="FFFFFF"/>
+        <w:rPr>
+          <w:sz w:val="18"/>
+          <w:szCs w:val="18"/>
+          <w:lang w:val="en-US"/>
+        </w:rPr>
+      </w:pPr>
+      <w:r>
+        <w:rPr>
+          <w:b/>
+          <w:bCs/>
+          <w:color w:val="0033B3"/>
+          <w:sz w:val="28"/>
+          <w:szCs w:val="28"/>
+          <w:lang w:val="en-US"/>
+        </w:rPr>
         <w:lastRenderedPageBreak/>
-        <w:t>A) this.nome = nome;</w:t>
-      </w:r>
-    </w:p>
-    <w:p>
-      <w:r>
+        <w:t>public class</w:t>
+      </w:r>
+      <w:r>
+        <w:rPr>
+          <w:sz w:val="18"/>
+          <w:szCs w:val="18"/>
+          <w:lang w:val="en-US"/>
+        </w:rPr>
+        <w:t xml:space="preserve"> </w:t>
+      </w:r>
+      <w:r>
+        <w:rPr>
+          <w:b/>
+          <w:bCs/>
+          <w:color w:val="000000"/>
+          <w:sz w:val="28"/>
+          <w:szCs w:val="28"/>
+          <w:lang w:val="en-US"/>
+        </w:rPr>
+        <w:t>Animal</w:t>
+      </w:r>
+      <w:r>
+        <w:rPr>
+          <w:sz w:val="18"/>
+          <w:szCs w:val="18"/>
+          <w:lang w:val="en-US"/>
+        </w:rPr>
+        <w:t xml:space="preserve"> </w:t>
+      </w:r>
+      <w:r>
+        <w:rPr>
+          <w:b/>
+          <w:bCs/>
+          <w:color w:val="000000"/>
+          <w:sz w:val="28"/>
+          <w:szCs w:val="28"/>
+          <w:lang w:val="en-US"/>
+        </w:rPr>
+        <w:t>{</w:t>
+      </w:r>
+      <w:r>
+        <w:rPr>
+          <w:sz w:val="22"/>
+          <w:lang w:val="en-US"/>
+        </w:rPr>
+        <w:br/>
+      </w:r>
+      <w:r>
+        <w:rPr>
+          <w:b/>
+          <w:bCs/>
+          <w:color w:val="0033B3"/>
+          <w:sz w:val="28"/>
+          <w:szCs w:val="28"/>
+          <w:lang w:val="en-US"/>
+        </w:rPr>
+        <w:t xml:space="preserve"> </w:t>
+      </w:r>
+      <w:r>
+        <w:rPr>
+          <w:b/>
+          <w:bCs/>
+          <w:color w:val="0033B3"/>
+          <w:sz w:val="28"/>
+          <w:szCs w:val="28"/>
+          <w:lang w:val="en-US"/>
+        </w:rPr>
+        <w:t xml:space="preserve"> </w:t>
+      </w:r>
+      <w:r>
+        <w:rPr>
+          <w:b/>
+          <w:bCs/>
+          <w:color w:val="0033B3"/>
+          <w:sz w:val="28"/>
+          <w:szCs w:val="28"/>
+          <w:lang w:val="en-US"/>
+        </w:rPr>
+        <w:t>public String</w:t>
+      </w:r>
+      <w:r>
+        <w:rPr>
+          <w:sz w:val="22"/>
+          <w:lang w:val="en-US"/>
+        </w:rPr>
+        <w:t xml:space="preserve"> </w:t>
+      </w:r>
+      <w:proofErr w:type="spellStart"/>
+      <w:proofErr w:type="gramStart"/>
+      <w:r>
+        <w:rPr>
+          <w:b/>
+          <w:bCs/>
+          <w:color w:val="000000"/>
+          <w:sz w:val="28"/>
+          <w:szCs w:val="28"/>
+          <w:lang w:val="en-US"/>
+        </w:rPr>
+        <w:t>nome</w:t>
+      </w:r>
+      <w:proofErr w:type="spellEnd"/>
+      <w:r>
+        <w:rPr>
+          <w:b/>
+          <w:bCs/>
+          <w:color w:val="000000"/>
+          <w:sz w:val="28"/>
+          <w:szCs w:val="28"/>
+          <w:lang w:val="en-US"/>
+        </w:rPr>
+        <w:t>;</w:t>
+      </w:r>
+      <w:proofErr w:type="gramEnd"/>
+    </w:p>
+    <w:p>
+      <w:pPr>
+        <w:pStyle w:val="Pr-formataoHTML"/>
+        <w:shd w:val="clear" w:color="auto" w:fill="FFFFFF"/>
+        <w:rPr>
+          <w:sz w:val="18"/>
+          <w:szCs w:val="18"/>
+          <w:lang w:val="en-US"/>
+        </w:rPr>
+      </w:pPr>
+      <w:r>
+        <w:rPr>
+          <w:sz w:val="18"/>
+          <w:szCs w:val="18"/>
+          <w:lang w:val="en-US"/>
+        </w:rPr>
+        <w:t xml:space="preserve">   </w:t>
+      </w:r>
+      <w:r>
+        <w:rPr>
+          <w:b/>
+          <w:bCs/>
+          <w:color w:val="0033B3"/>
+          <w:sz w:val="28"/>
+          <w:szCs w:val="28"/>
+          <w:lang w:val="en-US"/>
+        </w:rPr>
+        <w:t xml:space="preserve">public </w:t>
+      </w:r>
+      <w:proofErr w:type="gramStart"/>
+      <w:r>
+        <w:rPr>
+          <w:b/>
+          <w:bCs/>
+          <w:color w:val="00627A"/>
+          <w:sz w:val="28"/>
+          <w:szCs w:val="28"/>
+          <w:lang w:val="en-US"/>
+        </w:rPr>
+        <w:t>Animal</w:t>
+      </w:r>
+      <w:r>
+        <w:rPr>
+          <w:b/>
+          <w:bCs/>
+          <w:color w:val="000000"/>
+          <w:sz w:val="28"/>
+          <w:szCs w:val="28"/>
+          <w:lang w:val="en-US"/>
+        </w:rPr>
+        <w:t>(</w:t>
+      </w:r>
+      <w:proofErr w:type="gramEnd"/>
+      <w:r>
+        <w:rPr>
+          <w:b/>
+          <w:bCs/>
+          <w:color w:val="000000"/>
+          <w:sz w:val="28"/>
+          <w:szCs w:val="28"/>
+          <w:lang w:val="en-US"/>
+        </w:rPr>
+        <w:t xml:space="preserve">String </w:t>
+      </w:r>
+      <w:proofErr w:type="spellStart"/>
+      <w:proofErr w:type="gramStart"/>
+      <w:r>
+        <w:rPr>
+          <w:b/>
+          <w:bCs/>
+          <w:color w:val="000000"/>
+          <w:sz w:val="28"/>
+          <w:szCs w:val="28"/>
+          <w:lang w:val="en-US"/>
+        </w:rPr>
+        <w:t>nome</w:t>
+      </w:r>
+      <w:proofErr w:type="spellEnd"/>
+      <w:r>
+        <w:rPr>
+          <w:b/>
+          <w:bCs/>
+          <w:color w:val="000000"/>
+          <w:sz w:val="28"/>
+          <w:szCs w:val="28"/>
+          <w:lang w:val="en-US"/>
+        </w:rPr>
+        <w:t>){</w:t>
+      </w:r>
+      <w:proofErr w:type="gramEnd"/>
+    </w:p>
+    <w:p>
+      <w:pPr>
+        <w:pStyle w:val="Pr-formataoHTML"/>
+        <w:shd w:val="clear" w:color="auto" w:fill="FFFFFF"/>
+        <w:rPr>
+          <w:sz w:val="18"/>
+          <w:szCs w:val="18"/>
+          <w:lang w:val="en-US"/>
+        </w:rPr>
+      </w:pPr>
+      <w:r>
+        <w:rPr>
+          <w:sz w:val="18"/>
+          <w:szCs w:val="18"/>
+          <w:lang w:val="en-US"/>
+        </w:rPr>
+        <w:t xml:space="preserve">        </w:t>
+      </w:r>
+      <w:proofErr w:type="spellStart"/>
+      <w:proofErr w:type="gramStart"/>
+      <w:r>
+        <w:rPr>
+          <w:b/>
+          <w:bCs/>
+          <w:color w:val="0033B3"/>
+          <w:sz w:val="28"/>
+          <w:szCs w:val="28"/>
+          <w:lang w:val="en-US"/>
+        </w:rPr>
+        <w:t>this</w:t>
+      </w:r>
+      <w:r>
+        <w:rPr>
+          <w:b/>
+          <w:bCs/>
+          <w:color w:val="871094"/>
+          <w:sz w:val="28"/>
+          <w:szCs w:val="28"/>
+          <w:lang w:val="en-US"/>
+        </w:rPr>
+        <w:t>.nome</w:t>
+      </w:r>
+      <w:proofErr w:type="spellEnd"/>
+      <w:proofErr w:type="gramEnd"/>
+      <w:r>
+        <w:rPr>
+          <w:sz w:val="18"/>
+          <w:szCs w:val="18"/>
+          <w:lang w:val="en-US"/>
+        </w:rPr>
+        <w:t xml:space="preserve"> </w:t>
+      </w:r>
+      <w:r>
+        <w:rPr>
+          <w:b/>
+          <w:bCs/>
+          <w:color w:val="000000"/>
+          <w:sz w:val="28"/>
+          <w:szCs w:val="28"/>
+          <w:lang w:val="en-US"/>
+        </w:rPr>
+        <w:t>=</w:t>
+      </w:r>
+      <w:r>
+        <w:rPr>
+          <w:sz w:val="18"/>
+          <w:szCs w:val="18"/>
+          <w:lang w:val="en-US"/>
+        </w:rPr>
+        <w:t xml:space="preserve"> </w:t>
+      </w:r>
+      <w:proofErr w:type="spellStart"/>
+      <w:proofErr w:type="gramStart"/>
+      <w:r>
+        <w:rPr>
+          <w:b/>
+          <w:bCs/>
+          <w:color w:val="000000"/>
+          <w:sz w:val="28"/>
+          <w:szCs w:val="28"/>
+          <w:lang w:val="en-US"/>
+        </w:rPr>
+        <w:t>nome</w:t>
+      </w:r>
+      <w:proofErr w:type="spellEnd"/>
+      <w:r>
+        <w:rPr>
+          <w:sz w:val="18"/>
+          <w:szCs w:val="18"/>
+          <w:lang w:val="en-US"/>
+        </w:rPr>
+        <w:t>;</w:t>
+      </w:r>
+      <w:proofErr w:type="gramEnd"/>
+    </w:p>
+    <w:p>
+      <w:pPr>
+        <w:pStyle w:val="Pr-formataoHTML"/>
+        <w:shd w:val="clear" w:color="auto" w:fill="FFFFFF"/>
+        <w:rPr>
+          <w:b/>
+          <w:bCs/>
+          <w:color w:val="000000"/>
+          <w:sz w:val="28"/>
+          <w:szCs w:val="28"/>
+          <w:lang w:val="en-US"/>
+        </w:rPr>
+      </w:pPr>
+      <w:r>
+        <w:rPr>
+          <w:sz w:val="18"/>
+          <w:szCs w:val="18"/>
+          <w:lang w:val="en-US"/>
+        </w:rPr>
+        <w:t xml:space="preserve">   </w:t>
+      </w:r>
+      <w:r>
+        <w:rPr>
+          <w:b/>
+          <w:bCs/>
+          <w:color w:val="000000"/>
+          <w:sz w:val="28"/>
+          <w:szCs w:val="28"/>
+          <w:lang w:val="en-US"/>
+        </w:rPr>
+        <w:t>}</w:t>
+      </w:r>
+    </w:p>
+    <w:p>
+      <w:pPr>
+        <w:pStyle w:val="Pr-formataoHTML"/>
+        <w:shd w:val="clear" w:color="auto" w:fill="FFFFFF"/>
+        <w:rPr>
+          <w:sz w:val="18"/>
+          <w:szCs w:val="18"/>
+          <w:lang w:val="en-US"/>
+        </w:rPr>
+      </w:pPr>
+      <w:r>
+        <w:rPr>
+          <w:b/>
+          <w:bCs/>
+          <w:color w:val="000000"/>
+          <w:sz w:val="28"/>
+          <w:szCs w:val="28"/>
+          <w:lang w:val="en-US"/>
+        </w:rPr>
+        <w:t>}</w:t>
+      </w:r>
+      <w:r>
+        <w:rPr>
+          <w:b/>
+          <w:bCs/>
+          <w:color w:val="000000"/>
+          <w:sz w:val="28"/>
+          <w:szCs w:val="28"/>
+          <w:lang w:val="en-US"/>
+        </w:rPr>
+        <w:br/>
+      </w:r>
+      <w:r>
+        <w:rPr>
+          <w:sz w:val="18"/>
+          <w:szCs w:val="18"/>
+          <w:lang w:val="en-US"/>
+        </w:rPr>
+        <w:br/>
+      </w:r>
+      <w:r>
+        <w:rPr>
+          <w:b/>
+          <w:bCs/>
+          <w:color w:val="0033B3"/>
+          <w:sz w:val="28"/>
+          <w:szCs w:val="28"/>
+          <w:lang w:val="en-US"/>
+        </w:rPr>
+        <w:t>public</w:t>
+      </w:r>
+      <w:r>
+        <w:rPr>
+          <w:sz w:val="18"/>
+          <w:szCs w:val="18"/>
+          <w:lang w:val="en-US"/>
+        </w:rPr>
+        <w:t xml:space="preserve"> </w:t>
+      </w:r>
+      <w:r>
+        <w:rPr>
+          <w:b/>
+          <w:bCs/>
+          <w:color w:val="0033B3"/>
+          <w:sz w:val="28"/>
+          <w:szCs w:val="28"/>
+          <w:lang w:val="en-US"/>
+        </w:rPr>
+        <w:t>class</w:t>
+      </w:r>
+      <w:r>
+        <w:rPr>
+          <w:sz w:val="18"/>
+          <w:szCs w:val="18"/>
+          <w:lang w:val="en-US"/>
+        </w:rPr>
+        <w:t xml:space="preserve"> </w:t>
+      </w:r>
+      <w:r>
+        <w:rPr>
+          <w:b/>
+          <w:bCs/>
+          <w:color w:val="000000"/>
+          <w:sz w:val="28"/>
+          <w:szCs w:val="28"/>
+          <w:lang w:val="en-US"/>
+        </w:rPr>
+        <w:t>Gato</w:t>
+      </w:r>
+      <w:r>
+        <w:rPr>
+          <w:sz w:val="18"/>
+          <w:szCs w:val="18"/>
+          <w:lang w:val="en-US"/>
+        </w:rPr>
+        <w:t xml:space="preserve"> </w:t>
+      </w:r>
+      <w:r>
+        <w:rPr>
+          <w:b/>
+          <w:bCs/>
+          <w:color w:val="0033B3"/>
+          <w:sz w:val="28"/>
+          <w:szCs w:val="28"/>
+          <w:lang w:val="en-US"/>
+        </w:rPr>
+        <w:t>extends</w:t>
+      </w:r>
+      <w:r>
+        <w:rPr>
+          <w:sz w:val="18"/>
+          <w:szCs w:val="18"/>
+          <w:lang w:val="en-US"/>
+        </w:rPr>
+        <w:t xml:space="preserve"> </w:t>
+      </w:r>
+      <w:r>
+        <w:rPr>
+          <w:b/>
+          <w:bCs/>
+          <w:color w:val="000000"/>
+          <w:sz w:val="28"/>
+          <w:szCs w:val="28"/>
+          <w:lang w:val="en-US"/>
+        </w:rPr>
+        <w:t>Animal</w:t>
+      </w:r>
+      <w:r>
+        <w:rPr>
+          <w:sz w:val="18"/>
+          <w:szCs w:val="18"/>
+          <w:lang w:val="en-US"/>
+        </w:rPr>
+        <w:t xml:space="preserve"> {</w:t>
+      </w:r>
+    </w:p>
+    <w:p>
+      <w:pPr>
+        <w:pStyle w:val="Pr-formataoHTML"/>
+        <w:shd w:val="clear" w:color="auto" w:fill="FFFFFF"/>
+        <w:rPr>
+          <w:b/>
+          <w:bCs/>
+          <w:color w:val="000000"/>
+          <w:sz w:val="28"/>
+          <w:szCs w:val="28"/>
+        </w:rPr>
+      </w:pPr>
+      <w:r>
+        <w:rPr>
+          <w:sz w:val="18"/>
+          <w:szCs w:val="18"/>
+        </w:rPr>
+        <w:t xml:space="preserve">    </w:t>
+      </w:r>
+      <w:proofErr w:type="spellStart"/>
+      <w:r>
+        <w:rPr>
+          <w:b/>
+          <w:bCs/>
+          <w:color w:val="0033B3"/>
+          <w:sz w:val="28"/>
+          <w:szCs w:val="28"/>
+        </w:rPr>
+        <w:t>public</w:t>
+      </w:r>
+      <w:proofErr w:type="spellEnd"/>
+      <w:r>
+        <w:rPr>
+          <w:sz w:val="18"/>
+          <w:szCs w:val="18"/>
+        </w:rPr>
+        <w:t xml:space="preserve"> </w:t>
+      </w:r>
+      <w:proofErr w:type="gramStart"/>
+      <w:r>
+        <w:rPr>
+          <w:b/>
+          <w:bCs/>
+          <w:color w:val="00627A"/>
+          <w:sz w:val="28"/>
+          <w:szCs w:val="28"/>
+        </w:rPr>
+        <w:t>Gato</w:t>
+      </w:r>
+      <w:r>
+        <w:rPr>
+          <w:b/>
+          <w:bCs/>
+          <w:color w:val="000000"/>
+          <w:sz w:val="28"/>
+          <w:szCs w:val="28"/>
+        </w:rPr>
+        <w:t>(</w:t>
+      </w:r>
+      <w:proofErr w:type="spellStart"/>
+      <w:proofErr w:type="gramEnd"/>
+      <w:r>
+        <w:rPr>
+          <w:b/>
+          <w:bCs/>
+          <w:color w:val="000000"/>
+          <w:sz w:val="28"/>
+          <w:szCs w:val="28"/>
+        </w:rPr>
+        <w:t>String</w:t>
+      </w:r>
+      <w:proofErr w:type="spellEnd"/>
+      <w:r>
+        <w:rPr>
+          <w:b/>
+          <w:bCs/>
+          <w:color w:val="000000"/>
+          <w:sz w:val="28"/>
+          <w:szCs w:val="28"/>
+        </w:rPr>
+        <w:t xml:space="preserve"> nome) {</w:t>
+      </w:r>
+    </w:p>
+    <w:p>
+      <w:pPr>
+        <w:rPr>
+          <w:rFonts w:ascii="Courier New" w:eastAsia="Times New Roman" w:hAnsi="Courier New" w:cs="Courier New"/>
+          <w:b/>
+          <w:bCs/>
+          <w:color w:val="385623" w:themeColor="accent6" w:themeShade="80"/>
+          <w:sz w:val="28"/>
+          <w:szCs w:val="28"/>
+          <w:lang w:val="en-US" w:eastAsia="pt-BR"/>
+        </w:rPr>
+      </w:pPr>
+      <w:r>
+        <w:rPr>
+          <w:b/>
+          <w:bCs/>
+          <w:color w:val="385623" w:themeColor="accent6" w:themeShade="80"/>
+        </w:rPr>
+        <w:t xml:space="preserve">       </w:t>
+      </w:r>
+      <w:r>
+        <w:rPr>
+          <w:b/>
+          <w:bCs/>
+          <w:color w:val="385623" w:themeColor="accent6" w:themeShade="80"/>
+        </w:rPr>
+        <w:tab/>
+      </w:r>
+      <w:r>
+        <w:rPr>
+          <w:b/>
+          <w:bCs/>
+          <w:color w:val="385623" w:themeColor="accent6" w:themeShade="80"/>
+        </w:rPr>
+        <w:tab/>
+      </w:r>
+      <w:r>
+        <w:rPr>
+          <w:b/>
+          <w:bCs/>
+          <w:color w:val="385623" w:themeColor="accent6" w:themeShade="80"/>
+        </w:rPr>
+        <w:t xml:space="preserve"> </w:t>
+      </w:r>
+      <w:r>
+        <w:rPr>
+          <w:rFonts w:ascii="Courier New" w:eastAsia="Times New Roman" w:hAnsi="Courier New" w:cs="Courier New"/>
+          <w:b/>
+          <w:bCs/>
+          <w:color w:val="385623" w:themeColor="accent6" w:themeShade="80"/>
+          <w:sz w:val="28"/>
+          <w:szCs w:val="28"/>
+          <w:lang w:val="en-US" w:eastAsia="pt-BR"/>
+        </w:rPr>
+        <w:t>// Linha faltante</w:t>
+      </w:r>
+    </w:p>
+    <w:p>
+      <w:pPr>
+        <w:rPr>
+          <w:rFonts w:ascii="Courier New" w:eastAsia="Times New Roman" w:hAnsi="Courier New" w:cs="Courier New"/>
+          <w:b/>
+          <w:bCs/>
+          <w:color w:val="000000"/>
+          <w:sz w:val="28"/>
+          <w:szCs w:val="28"/>
+          <w:lang w:eastAsia="pt-BR"/>
+        </w:rPr>
+      </w:pPr>
+      <w:r>
+        <w:rPr>
+          <w:rFonts w:ascii="Courier New" w:eastAsia="Times New Roman" w:hAnsi="Courier New" w:cs="Courier New"/>
+          <w:b/>
+          <w:bCs/>
+          <w:color w:val="000000"/>
+          <w:sz w:val="28"/>
+          <w:szCs w:val="28"/>
+          <w:lang w:eastAsia="pt-BR"/>
+        </w:rPr>
+        <w:t xml:space="preserve">   }</w:t>
+      </w:r>
+    </w:p>
+    <w:p>
+      <w:pPr>
+        <w:rPr>
+          <w:rFonts w:ascii="Courier New" w:eastAsia="Times New Roman" w:hAnsi="Courier New" w:cs="Courier New"/>
+          <w:b/>
+          <w:bCs/>
+          <w:color w:val="000000"/>
+          <w:sz w:val="28"/>
+          <w:szCs w:val="28"/>
+          <w:lang w:eastAsia="pt-BR"/>
+        </w:rPr>
+      </w:pPr>
+      <w:r>
+        <w:rPr>
+          <w:rFonts w:ascii="Courier New" w:eastAsia="Times New Roman" w:hAnsi="Courier New" w:cs="Courier New"/>
+          <w:b/>
+          <w:bCs/>
+          <w:color w:val="000000"/>
+          <w:sz w:val="28"/>
+          <w:szCs w:val="28"/>
+          <w:lang w:eastAsia="pt-BR"/>
+        </w:rPr>
+        <w:t>}</w:t>
+      </w:r>
+    </w:p>
+    <w:p>
+      <w:r>
+        <w:t xml:space="preserve">A) </w:t>
+      </w:r>
+      <w:proofErr w:type="spellStart"/>
+      <w:proofErr w:type="gramStart"/>
+      <w:r>
+        <w:t>this.nome</w:t>
+      </w:r>
+      <w:proofErr w:type="spellEnd"/>
+      <w:proofErr w:type="gramEnd"/>
+      <w:r>
+        <w:t xml:space="preserve"> = nome;</w:t>
+      </w:r>
+    </w:p>
+    <w:p>
+      <w:r>
+        <w:rPr>
+          <w:highlight w:val="yellow"/>
+        </w:rPr>
         <w:t>B) super(nome);</w:t>
       </w:r>
     </w:p>
     <w:p>
       <w:r>
-        <w:t>C) Animal.nome = nome;</w:t>
+        <w:t xml:space="preserve">C) </w:t>
+      </w:r>
+      <w:proofErr w:type="spellStart"/>
+      <w:r>
+        <w:t>Animal.nome</w:t>
+      </w:r>
+      <w:proofErr w:type="spellEnd"/>
+      <w:r>
+        <w:t xml:space="preserve"> = nome;</w:t>
       </w:r>
     </w:p>
     <w:p>
@@ -758,7 +1495,20 @@
         </w:pBdr>
       </w:pPr>
       <w:r>
-        <w:t>D) extends Animal(nome);</w:t>
+        <w:t xml:space="preserve">D) </w:t>
+      </w:r>
+      <w:proofErr w:type="spellStart"/>
+      <w:proofErr w:type="gramStart"/>
+      <w:r>
+        <w:t>extends</w:t>
+      </w:r>
+      <w:proofErr w:type="spellEnd"/>
+      <w:r>
+        <w:t xml:space="preserve"> Animal</w:t>
+      </w:r>
+      <w:proofErr w:type="gramEnd"/>
+      <w:r>
+        <w:t>(nome);</w:t>
       </w:r>
     </w:p>
     <w:p>
@@ -786,8 +1536,804 @@
     <w:p>
       <w:pPr>
         <w:rPr>
-          <w:b/>
-          <w:bCs/>
+          <w:lang w:val="en-US"/>
+        </w:rPr>
+      </w:pPr>
+      <w:r>
+        <w:rPr>
+          <w:lang w:val="en-US"/>
+        </w:rPr>
+        <w:t>Cl</w:t>
+      </w:r>
+      <w:r>
+        <w:rPr>
+          <w:lang w:val="en-US"/>
+        </w:rPr>
+        <w:t>asse - Conta</w:t>
+      </w:r>
+    </w:p>
+    <w:p>
+      <w:pPr>
+        <w:pStyle w:val="Pr-formataoHTML"/>
+        <w:shd w:val="clear" w:color="auto" w:fill="FFFFFF"/>
+        <w:rPr>
+          <w:b/>
+          <w:bCs/>
+          <w:color w:val="080808"/>
+          <w:sz w:val="28"/>
+          <w:szCs w:val="28"/>
+          <w:lang w:val="en-US"/>
+        </w:rPr>
+      </w:pPr>
+      <w:r>
+        <w:rPr>
+          <w:b/>
+          <w:bCs/>
+          <w:color w:val="0033B3"/>
+          <w:sz w:val="28"/>
+          <w:szCs w:val="28"/>
+          <w:lang w:val="en-US"/>
+        </w:rPr>
+        <w:t xml:space="preserve">public class </w:t>
+      </w:r>
+      <w:r>
+        <w:rPr>
+          <w:b/>
+          <w:bCs/>
+          <w:color w:val="000000"/>
+          <w:sz w:val="28"/>
+          <w:szCs w:val="28"/>
+          <w:lang w:val="en-US"/>
+        </w:rPr>
+        <w:t xml:space="preserve">Conta </w:t>
+      </w:r>
+      <w:r>
+        <w:rPr>
+          <w:b/>
+          <w:bCs/>
+          <w:color w:val="080808"/>
+          <w:sz w:val="28"/>
+          <w:szCs w:val="28"/>
+          <w:lang w:val="en-US"/>
+        </w:rPr>
+        <w:t>{</w:t>
+      </w:r>
+      <w:r>
+        <w:rPr>
+          <w:b/>
+          <w:bCs/>
+          <w:color w:val="080808"/>
+          <w:sz w:val="28"/>
+          <w:szCs w:val="28"/>
+          <w:lang w:val="en-US"/>
+        </w:rPr>
+        <w:br/>
+        <w:t xml:space="preserve">    </w:t>
+      </w:r>
+      <w:r>
+        <w:rPr>
+          <w:b/>
+          <w:bCs/>
+          <w:color w:val="0033B3"/>
+          <w:sz w:val="28"/>
+          <w:szCs w:val="28"/>
+          <w:lang w:val="en-US"/>
+        </w:rPr>
+        <w:t xml:space="preserve">private double </w:t>
+      </w:r>
+      <w:proofErr w:type="spellStart"/>
+      <w:r>
+        <w:rPr>
+          <w:b/>
+          <w:bCs/>
+          <w:color w:val="871094"/>
+          <w:sz w:val="28"/>
+          <w:szCs w:val="28"/>
+          <w:lang w:val="en-US"/>
+        </w:rPr>
+        <w:t>saldo</w:t>
+      </w:r>
+      <w:proofErr w:type="spellEnd"/>
+      <w:r>
+        <w:rPr>
+          <w:b/>
+          <w:bCs/>
+          <w:color w:val="080808"/>
+          <w:sz w:val="28"/>
+          <w:szCs w:val="28"/>
+          <w:lang w:val="en-US"/>
+        </w:rPr>
+        <w:t>;</w:t>
+      </w:r>
+      <w:r>
+        <w:rPr>
+          <w:b/>
+          <w:bCs/>
+          <w:color w:val="080808"/>
+          <w:sz w:val="28"/>
+          <w:szCs w:val="28"/>
+          <w:lang w:val="en-US"/>
+        </w:rPr>
+        <w:br/>
+      </w:r>
+      <w:r>
+        <w:rPr>
+          <w:b/>
+          <w:bCs/>
+          <w:color w:val="080808"/>
+          <w:sz w:val="28"/>
+          <w:szCs w:val="28"/>
+          <w:lang w:val="en-US"/>
+        </w:rPr>
+        <w:br/>
+        <w:t xml:space="preserve">    </w:t>
+      </w:r>
+      <w:r>
+        <w:rPr>
+          <w:b/>
+          <w:bCs/>
+          <w:color w:val="0033B3"/>
+          <w:sz w:val="28"/>
+          <w:szCs w:val="28"/>
+          <w:lang w:val="en-US"/>
+        </w:rPr>
+        <w:t xml:space="preserve">public </w:t>
+      </w:r>
+      <w:proofErr w:type="gramStart"/>
+      <w:r>
+        <w:rPr>
+          <w:b/>
+          <w:bCs/>
+          <w:color w:val="00627A"/>
+          <w:sz w:val="28"/>
+          <w:szCs w:val="28"/>
+          <w:lang w:val="en-US"/>
+        </w:rPr>
+        <w:t>Conta</w:t>
+      </w:r>
+      <w:r>
+        <w:rPr>
+          <w:b/>
+          <w:bCs/>
+          <w:color w:val="080808"/>
+          <w:sz w:val="28"/>
+          <w:szCs w:val="28"/>
+          <w:lang w:val="en-US"/>
+        </w:rPr>
+        <w:t>(</w:t>
+      </w:r>
+      <w:proofErr w:type="gramEnd"/>
+      <w:r>
+        <w:rPr>
+          <w:b/>
+          <w:bCs/>
+          <w:color w:val="0033B3"/>
+          <w:sz w:val="28"/>
+          <w:szCs w:val="28"/>
+          <w:lang w:val="en-US"/>
+        </w:rPr>
+        <w:t xml:space="preserve">double </w:t>
+      </w:r>
+      <w:proofErr w:type="spellStart"/>
+      <w:r>
+        <w:rPr>
+          <w:b/>
+          <w:bCs/>
+          <w:color w:val="000000"/>
+          <w:sz w:val="28"/>
+          <w:szCs w:val="28"/>
+          <w:lang w:val="en-US"/>
+        </w:rPr>
+        <w:t>saldo</w:t>
+      </w:r>
+      <w:proofErr w:type="spellEnd"/>
+      <w:r>
+        <w:rPr>
+          <w:b/>
+          <w:bCs/>
+          <w:color w:val="080808"/>
+          <w:sz w:val="28"/>
+          <w:szCs w:val="28"/>
+          <w:lang w:val="en-US"/>
+        </w:rPr>
+        <w:t>) {</w:t>
+      </w:r>
+      <w:r>
+        <w:rPr>
+          <w:b/>
+          <w:bCs/>
+          <w:color w:val="080808"/>
+          <w:sz w:val="28"/>
+          <w:szCs w:val="28"/>
+          <w:lang w:val="en-US"/>
+        </w:rPr>
+        <w:br/>
+        <w:t xml:space="preserve">        </w:t>
+      </w:r>
+      <w:proofErr w:type="spellStart"/>
+      <w:proofErr w:type="gramStart"/>
+      <w:r>
+        <w:rPr>
+          <w:b/>
+          <w:bCs/>
+          <w:color w:val="0033B3"/>
+          <w:sz w:val="28"/>
+          <w:szCs w:val="28"/>
+          <w:lang w:val="en-US"/>
+        </w:rPr>
+        <w:t>this</w:t>
+      </w:r>
+      <w:r>
+        <w:rPr>
+          <w:b/>
+          <w:bCs/>
+          <w:color w:val="080808"/>
+          <w:sz w:val="28"/>
+          <w:szCs w:val="28"/>
+          <w:lang w:val="en-US"/>
+        </w:rPr>
+        <w:t>.</w:t>
+      </w:r>
+      <w:r>
+        <w:rPr>
+          <w:b/>
+          <w:bCs/>
+          <w:color w:val="871094"/>
+          <w:sz w:val="28"/>
+          <w:szCs w:val="28"/>
+          <w:lang w:val="en-US"/>
+        </w:rPr>
+        <w:t>saldo</w:t>
+      </w:r>
+      <w:proofErr w:type="spellEnd"/>
+      <w:proofErr w:type="gramEnd"/>
+      <w:r>
+        <w:rPr>
+          <w:b/>
+          <w:bCs/>
+          <w:color w:val="871094"/>
+          <w:sz w:val="28"/>
+          <w:szCs w:val="28"/>
+          <w:lang w:val="en-US"/>
+        </w:rPr>
+        <w:t xml:space="preserve"> </w:t>
+      </w:r>
+      <w:r>
+        <w:rPr>
+          <w:b/>
+          <w:bCs/>
+          <w:color w:val="080808"/>
+          <w:sz w:val="28"/>
+          <w:szCs w:val="28"/>
+          <w:lang w:val="en-US"/>
+        </w:rPr>
+        <w:t xml:space="preserve">= </w:t>
+      </w:r>
+      <w:proofErr w:type="spellStart"/>
+      <w:r>
+        <w:rPr>
+          <w:b/>
+          <w:bCs/>
+          <w:color w:val="000000"/>
+          <w:sz w:val="28"/>
+          <w:szCs w:val="28"/>
+          <w:lang w:val="en-US"/>
+        </w:rPr>
+        <w:t>saldo</w:t>
+      </w:r>
+      <w:proofErr w:type="spellEnd"/>
+      <w:r>
+        <w:rPr>
+          <w:b/>
+          <w:bCs/>
+          <w:color w:val="080808"/>
+          <w:sz w:val="28"/>
+          <w:szCs w:val="28"/>
+          <w:lang w:val="en-US"/>
+        </w:rPr>
+        <w:t>;</w:t>
+      </w:r>
+      <w:r>
+        <w:rPr>
+          <w:b/>
+          <w:bCs/>
+          <w:color w:val="080808"/>
+          <w:sz w:val="28"/>
+          <w:szCs w:val="28"/>
+          <w:lang w:val="en-US"/>
+        </w:rPr>
+        <w:br/>
+        <w:t xml:space="preserve">  </w:t>
+      </w:r>
+      <w:proofErr w:type="gramStart"/>
+      <w:r>
+        <w:rPr>
+          <w:b/>
+          <w:bCs/>
+          <w:color w:val="080808"/>
+          <w:sz w:val="28"/>
+          <w:szCs w:val="28"/>
+          <w:lang w:val="en-US"/>
+        </w:rPr>
+        <w:t xml:space="preserve">  }</w:t>
+      </w:r>
+      <w:proofErr w:type="gramEnd"/>
+      <w:r>
+        <w:rPr>
+          <w:b/>
+          <w:bCs/>
+          <w:color w:val="080808"/>
+          <w:sz w:val="28"/>
+          <w:szCs w:val="28"/>
+          <w:lang w:val="en-US"/>
+        </w:rPr>
+        <w:br/>
+        <w:t>}</w:t>
+      </w:r>
+    </w:p>
+    <w:p>
+      <w:pPr>
+        <w:pStyle w:val="Pr-formataoHTML"/>
+        <w:shd w:val="clear" w:color="auto" w:fill="FFFFFF"/>
+        <w:rPr>
+          <w:b/>
+          <w:bCs/>
+          <w:color w:val="080808"/>
+          <w:sz w:val="28"/>
+          <w:szCs w:val="28"/>
+          <w:lang w:val="en-US"/>
+        </w:rPr>
+      </w:pPr>
+    </w:p>
+    <w:p>
+      <w:pPr>
+        <w:rPr>
+          <w:lang w:val="en-US"/>
+        </w:rPr>
+      </w:pPr>
+      <w:r>
+        <w:rPr>
+          <w:lang w:val="en-US"/>
+        </w:rPr>
+        <w:t>Classe - Main</w:t>
+      </w:r>
+    </w:p>
+    <w:p>
+      <w:pPr>
+        <w:pStyle w:val="Pr-formataoHTML"/>
+        <w:rPr>
+          <w:b/>
+          <w:bCs/>
+          <w:color w:val="080808"/>
+          <w:sz w:val="28"/>
+          <w:szCs w:val="28"/>
+          <w:lang w:val="en-US"/>
+        </w:rPr>
+      </w:pPr>
+      <w:r>
+        <w:rPr>
+          <w:b/>
+          <w:bCs/>
+          <w:color w:val="0033B3"/>
+          <w:sz w:val="28"/>
+          <w:szCs w:val="28"/>
+          <w:lang w:val="en-US"/>
+        </w:rPr>
+        <w:t>public</w:t>
+      </w:r>
+      <w:r>
+        <w:rPr>
+          <w:b/>
+          <w:bCs/>
+          <w:color w:val="404040" w:themeColor="text1" w:themeTint="BF"/>
+          <w:sz w:val="28"/>
+          <w:szCs w:val="28"/>
+          <w:lang w:val="en-US"/>
+        </w:rPr>
+        <w:t xml:space="preserve"> </w:t>
+      </w:r>
+      <w:r>
+        <w:rPr>
+          <w:b/>
+          <w:bCs/>
+          <w:color w:val="0033B3"/>
+          <w:sz w:val="28"/>
+          <w:szCs w:val="28"/>
+          <w:lang w:val="en-US"/>
+        </w:rPr>
+        <w:t>class</w:t>
+      </w:r>
+      <w:r>
+        <w:rPr>
+          <w:b/>
+          <w:bCs/>
+          <w:color w:val="404040" w:themeColor="text1" w:themeTint="BF"/>
+          <w:sz w:val="28"/>
+          <w:szCs w:val="28"/>
+          <w:lang w:val="en-US"/>
+        </w:rPr>
+        <w:t xml:space="preserve"> Main {</w:t>
+      </w:r>
+      <w:r>
+        <w:rPr>
+          <w:b/>
+          <w:bCs/>
+          <w:color w:val="404040" w:themeColor="text1" w:themeTint="BF"/>
+          <w:sz w:val="28"/>
+          <w:szCs w:val="28"/>
+          <w:lang w:val="en-US"/>
+        </w:rPr>
+        <w:br/>
+        <w:t xml:space="preserve">    </w:t>
+      </w:r>
+      <w:r>
+        <w:rPr>
+          <w:b/>
+          <w:bCs/>
+          <w:color w:val="0033B3"/>
+          <w:sz w:val="28"/>
+          <w:szCs w:val="28"/>
+          <w:lang w:val="en-US"/>
+        </w:rPr>
+        <w:t>public</w:t>
+      </w:r>
+      <w:r>
+        <w:rPr>
+          <w:b/>
+          <w:bCs/>
+          <w:color w:val="404040" w:themeColor="text1" w:themeTint="BF"/>
+          <w:sz w:val="28"/>
+          <w:szCs w:val="28"/>
+          <w:lang w:val="en-US"/>
+        </w:rPr>
+        <w:t xml:space="preserve"> </w:t>
+      </w:r>
+      <w:r>
+        <w:rPr>
+          <w:b/>
+          <w:bCs/>
+          <w:color w:val="0033B3"/>
+          <w:sz w:val="28"/>
+          <w:szCs w:val="28"/>
+          <w:lang w:val="en-US"/>
+        </w:rPr>
+        <w:t>static</w:t>
+      </w:r>
+      <w:r>
+        <w:rPr>
+          <w:b/>
+          <w:bCs/>
+          <w:color w:val="404040" w:themeColor="text1" w:themeTint="BF"/>
+          <w:sz w:val="28"/>
+          <w:szCs w:val="28"/>
+          <w:lang w:val="en-US"/>
+        </w:rPr>
+        <w:t xml:space="preserve"> void </w:t>
+      </w:r>
+      <w:proofErr w:type="gramStart"/>
+      <w:r>
+        <w:rPr>
+          <w:b/>
+          <w:bCs/>
+          <w:color w:val="404040" w:themeColor="text1" w:themeTint="BF"/>
+          <w:sz w:val="28"/>
+          <w:szCs w:val="28"/>
+          <w:lang w:val="en-US"/>
+        </w:rPr>
+        <w:t>main(String[</w:t>
+      </w:r>
+      <w:proofErr w:type="gramEnd"/>
+      <w:r>
+        <w:rPr>
+          <w:b/>
+          <w:bCs/>
+          <w:color w:val="404040" w:themeColor="text1" w:themeTint="BF"/>
+          <w:sz w:val="28"/>
+          <w:szCs w:val="28"/>
+          <w:lang w:val="en-US"/>
+        </w:rPr>
+        <w:t xml:space="preserve">] </w:t>
+      </w:r>
+      <w:proofErr w:type="spellStart"/>
+      <w:r>
+        <w:rPr>
+          <w:b/>
+          <w:bCs/>
+          <w:color w:val="404040" w:themeColor="text1" w:themeTint="BF"/>
+          <w:sz w:val="28"/>
+          <w:szCs w:val="28"/>
+          <w:lang w:val="en-US"/>
+        </w:rPr>
+        <w:t>args</w:t>
+      </w:r>
+      <w:proofErr w:type="spellEnd"/>
+      <w:r>
+        <w:rPr>
+          <w:b/>
+          <w:bCs/>
+          <w:color w:val="404040" w:themeColor="text1" w:themeTint="BF"/>
+          <w:sz w:val="28"/>
+          <w:szCs w:val="28"/>
+          <w:lang w:val="en-US"/>
+        </w:rPr>
+        <w:t>) {</w:t>
+      </w:r>
+      <w:r>
+        <w:rPr>
+          <w:b/>
+          <w:bCs/>
+          <w:color w:val="080808"/>
+          <w:sz w:val="28"/>
+          <w:szCs w:val="28"/>
+          <w:lang w:val="en-US"/>
+        </w:rPr>
+        <w:br/>
+      </w:r>
+      <w:r>
+        <w:rPr>
+          <w:b/>
+          <w:bCs/>
+          <w:color w:val="080808"/>
+          <w:sz w:val="28"/>
+          <w:szCs w:val="28"/>
+          <w:lang w:val="en-US"/>
+        </w:rPr>
+        <w:br/>
+        <w:t xml:space="preserve">      Conta </w:t>
+      </w:r>
+      <w:proofErr w:type="spellStart"/>
+      <w:r>
+        <w:rPr>
+          <w:b/>
+          <w:bCs/>
+          <w:color w:val="080808"/>
+          <w:sz w:val="28"/>
+          <w:szCs w:val="28"/>
+          <w:lang w:val="en-US"/>
+        </w:rPr>
+        <w:t>minhaConta</w:t>
+      </w:r>
+      <w:proofErr w:type="spellEnd"/>
+      <w:r>
+        <w:rPr>
+          <w:b/>
+          <w:bCs/>
+          <w:color w:val="080808"/>
+          <w:sz w:val="28"/>
+          <w:szCs w:val="28"/>
+          <w:lang w:val="en-US"/>
+        </w:rPr>
+        <w:t xml:space="preserve"> = new </w:t>
+      </w:r>
+      <w:proofErr w:type="gramStart"/>
+      <w:r>
+        <w:rPr>
+          <w:b/>
+          <w:bCs/>
+          <w:color w:val="080808"/>
+          <w:sz w:val="28"/>
+          <w:szCs w:val="28"/>
+          <w:lang w:val="en-US"/>
+        </w:rPr>
+        <w:t>Conta(</w:t>
+      </w:r>
+      <w:proofErr w:type="gramEnd"/>
+      <w:r>
+        <w:rPr>
+          <w:b/>
+          <w:bCs/>
+          <w:color w:val="080808"/>
+          <w:sz w:val="28"/>
+          <w:szCs w:val="28"/>
+          <w:lang w:val="en-US"/>
+        </w:rPr>
+        <w:t>1000.0);</w:t>
+      </w:r>
+      <w:r>
+        <w:rPr>
+          <w:b/>
+          <w:bCs/>
+          <w:color w:val="080808"/>
+          <w:sz w:val="28"/>
+          <w:szCs w:val="28"/>
+          <w:lang w:val="en-US"/>
+        </w:rPr>
+        <w:br/>
+        <w:t xml:space="preserve">      </w:t>
+      </w:r>
+      <w:proofErr w:type="spellStart"/>
+      <w:r>
+        <w:rPr>
+          <w:b/>
+          <w:bCs/>
+          <w:color w:val="080808"/>
+          <w:sz w:val="28"/>
+          <w:szCs w:val="28"/>
+          <w:lang w:val="en-US"/>
+        </w:rPr>
+        <w:t>System.</w:t>
+      </w:r>
+      <w:r>
+        <w:rPr>
+          <w:b/>
+          <w:bCs/>
+          <w:i/>
+          <w:iCs/>
+          <w:color w:val="080808"/>
+          <w:sz w:val="28"/>
+          <w:szCs w:val="28"/>
+          <w:lang w:val="en-US"/>
+        </w:rPr>
+        <w:t>out</w:t>
+      </w:r>
+      <w:r>
+        <w:rPr>
+          <w:b/>
+          <w:bCs/>
+          <w:color w:val="080808"/>
+          <w:sz w:val="28"/>
+          <w:szCs w:val="28"/>
+          <w:lang w:val="en-US"/>
+        </w:rPr>
+        <w:t>.println</w:t>
+      </w:r>
+      <w:proofErr w:type="spellEnd"/>
+      <w:r>
+        <w:rPr>
+          <w:b/>
+          <w:bCs/>
+          <w:color w:val="080808"/>
+          <w:sz w:val="28"/>
+          <w:szCs w:val="28"/>
+          <w:lang w:val="en-US"/>
+        </w:rPr>
+        <w:t>(</w:t>
+      </w:r>
+      <w:proofErr w:type="spellStart"/>
+      <w:r>
+        <w:rPr>
+          <w:b/>
+          <w:bCs/>
+          <w:color w:val="080808"/>
+          <w:sz w:val="28"/>
+          <w:szCs w:val="28"/>
+          <w:lang w:val="en-US"/>
+        </w:rPr>
+        <w:t>minhaConta.saldo</w:t>
+      </w:r>
+      <w:proofErr w:type="spellEnd"/>
+      <w:r>
+        <w:rPr>
+          <w:b/>
+          <w:bCs/>
+          <w:color w:val="080808"/>
+          <w:sz w:val="28"/>
+          <w:szCs w:val="28"/>
+          <w:lang w:val="en-US"/>
+        </w:rPr>
+        <w:t>)</w:t>
+      </w:r>
+      <w:r>
+        <w:rPr>
+          <w:b/>
+          <w:bCs/>
+          <w:color w:val="080808"/>
+          <w:sz w:val="28"/>
+          <w:szCs w:val="28"/>
+          <w:lang w:val="en-US"/>
+        </w:rPr>
+        <w:t>;</w:t>
+      </w:r>
+      <w:r>
+        <w:rPr>
+          <w:b/>
+          <w:bCs/>
+          <w:color w:val="080808"/>
+          <w:sz w:val="28"/>
+          <w:szCs w:val="28"/>
+          <w:lang w:val="en-US"/>
+        </w:rPr>
+        <w:t xml:space="preserve"> //</w:t>
+      </w:r>
+      <w:proofErr w:type="spellStart"/>
+      <w:r>
+        <w:rPr>
+          <w:b/>
+          <w:bCs/>
+          <w:color w:val="080808"/>
+          <w:sz w:val="28"/>
+          <w:szCs w:val="28"/>
+          <w:lang w:val="en-US"/>
+        </w:rPr>
+        <w:t>erro</w:t>
+      </w:r>
+      <w:proofErr w:type="spellEnd"/>
+      <w:r>
+        <w:rPr>
+          <w:b/>
+          <w:bCs/>
+          <w:color w:val="080808"/>
+          <w:sz w:val="28"/>
+          <w:szCs w:val="28"/>
+          <w:lang w:val="en-US"/>
+        </w:rPr>
+        <w:t xml:space="preserve"> </w:t>
+      </w:r>
+      <w:r>
+        <w:rPr>
+          <w:b/>
+          <w:bCs/>
+          <w:color w:val="080808"/>
+          <w:sz w:val="28"/>
+          <w:szCs w:val="28"/>
+          <w:lang w:val="en-US"/>
+        </w:rPr>
+        <w:t xml:space="preserve"> </w:t>
+      </w:r>
+      <w:r>
+        <w:rPr>
+          <w:b/>
+          <w:bCs/>
+          <w:i/>
+          <w:iCs/>
+          <w:color w:val="080808"/>
+          <w:sz w:val="28"/>
+          <w:szCs w:val="28"/>
+          <w:lang w:val="en-US"/>
+        </w:rPr>
+        <w:br/>
+        <w:t xml:space="preserve">  </w:t>
+      </w:r>
+      <w:proofErr w:type="gramStart"/>
+      <w:r>
+        <w:rPr>
+          <w:b/>
+          <w:bCs/>
+          <w:i/>
+          <w:iCs/>
+          <w:color w:val="080808"/>
+          <w:sz w:val="28"/>
+          <w:szCs w:val="28"/>
+          <w:lang w:val="en-US"/>
+        </w:rPr>
+        <w:t xml:space="preserve">  </w:t>
+      </w:r>
+      <w:r>
+        <w:rPr>
+          <w:b/>
+          <w:bCs/>
+          <w:color w:val="080808"/>
+          <w:sz w:val="28"/>
+          <w:szCs w:val="28"/>
+          <w:lang w:val="en-US"/>
+        </w:rPr>
+        <w:t>}</w:t>
+      </w:r>
+      <w:proofErr w:type="gramEnd"/>
+      <w:r>
+        <w:rPr>
+          <w:b/>
+          <w:bCs/>
+          <w:color w:val="080808"/>
+          <w:sz w:val="28"/>
+          <w:szCs w:val="28"/>
+          <w:lang w:val="en-US"/>
+        </w:rPr>
+        <w:br/>
+        <w:t>}</w:t>
+      </w:r>
+    </w:p>
+    <w:p>
+      <w:pPr>
+        <w:pStyle w:val="Pr-formataoHTML"/>
+        <w:shd w:val="clear" w:color="auto" w:fill="FFFFFF"/>
+        <w:rPr>
+          <w:b/>
+          <w:bCs/>
+          <w:color w:val="080808"/>
+          <w:sz w:val="32"/>
+          <w:szCs w:val="32"/>
+          <w:lang w:val="en-US"/>
         </w:rPr>
       </w:pPr>
     </w:p>
@@ -805,12 +2351,63 @@
     </w:p>
     <w:p>
       <w:r>
-        <w:t xml:space="preserve">A) O erro ocorre porque o atributo é private, o que restringe o acesso apenas à própria classe. A solução é criar um método público getSaldo(). </w:t>
-      </w:r>
-    </w:p>
-    <w:p>
-      <w:r>
-        <w:t xml:space="preserve">B) O erro ocorre porque o saldo deve ser obrigatoriamente do tipo String para ser impresso. </w:t>
+        <w:rPr>
+          <w:highlight w:val="yellow"/>
+        </w:rPr>
+        <w:lastRenderedPageBreak/>
+        <w:t xml:space="preserve">A) O erro ocorre porque o atributo é </w:t>
+      </w:r>
+      <w:proofErr w:type="spellStart"/>
+      <w:r>
+        <w:rPr>
+          <w:highlight w:val="yellow"/>
+        </w:rPr>
+        <w:t>private</w:t>
+      </w:r>
+      <w:proofErr w:type="spellEnd"/>
+      <w:r>
+        <w:rPr>
+          <w:highlight w:val="yellow"/>
+        </w:rPr>
+        <w:t xml:space="preserve">, o que restringe o acesso apenas à própria classe. A solução é criar um método público </w:t>
+      </w:r>
+      <w:proofErr w:type="spellStart"/>
+      <w:proofErr w:type="gramStart"/>
+      <w:r>
+        <w:rPr>
+          <w:highlight w:val="yellow"/>
+        </w:rPr>
+        <w:t>getSaldo</w:t>
+      </w:r>
+      <w:proofErr w:type="spellEnd"/>
+      <w:r>
+        <w:rPr>
+          <w:highlight w:val="yellow"/>
+        </w:rPr>
+        <w:t>(</w:t>
+      </w:r>
+      <w:proofErr w:type="gramEnd"/>
+      <w:r>
+        <w:rPr>
+          <w:highlight w:val="yellow"/>
+        </w:rPr>
+        <w:t>).</w:t>
+      </w:r>
+      <w:r>
+        <w:t xml:space="preserve"> </w:t>
+      </w:r>
+    </w:p>
+    <w:p>
+      <w:r>
+        <w:t xml:space="preserve">B) O erro ocorre porque o saldo deve ser obrigatoriamente do tipo </w:t>
+      </w:r>
+      <w:proofErr w:type="spellStart"/>
+      <w:r>
+        <w:t>String</w:t>
+      </w:r>
+      <w:proofErr w:type="spellEnd"/>
+      <w:r>
+        <w:t xml:space="preserve"> para ser impresso. </w:t>
       </w:r>
     </w:p>
     <w:p>
@@ -872,7 +2469,15 @@
         <w:t>História 1:</w:t>
       </w:r>
       <w:r>
-        <w:t xml:space="preserve"> Uma plataforma de streaming sofreu um ataque de negação de serviço distribuído (DDoS) no dia do lançamento de uma série muito aguardada. Devido ao imenso volume de solicitações falsas, o servidor ficou sobrecarregado e os assinantes não conseguiram acessar o site para assistir ao conteúdo durante toda a noite. </w:t>
+        <w:t xml:space="preserve"> Uma plataforma de streaming sofreu um ataque de negação de serviço distribuído (</w:t>
+      </w:r>
+      <w:proofErr w:type="spellStart"/>
+      <w:r>
+        <w:t>DDoS</w:t>
+      </w:r>
+      <w:proofErr w:type="spellEnd"/>
+      <w:r>
+        <w:t xml:space="preserve">) no dia do lançamento de uma série muito aguardada. Devido ao imenso volume de solicitações falsas, o servidor ficou sobrecarregado e os assinantes não conseguiram acessar o site para assistir ao conteúdo durante toda a noite. </w:t>
       </w:r>
     </w:p>
     <w:p>
@@ -914,7 +2519,6 @@
           <w:b/>
           <w:bCs/>
         </w:rPr>
-        <w:lastRenderedPageBreak/>
         <w:t>Pilar afetado:</w:t>
       </w:r>
       <w:r>
@@ -964,6 +2568,7 @@
       <w:r>
         <w:t xml:space="preserve"> Um hospital foi alvo de um ataque de </w:t>
       </w:r>
+      <w:proofErr w:type="spellStart"/>
       <w:r>
         <w:rPr>
           <w:i/>
@@ -971,8 +2576,13 @@
         </w:rPr>
         <w:t>Ransomware</w:t>
       </w:r>
-      <w:r>
-        <w:t xml:space="preserve">. Todos os prontuários eletrônicos dos pacientes foram criptografados pelos criminosos. Embora os dados ainda estivessem nos servidores, os médicos foram impedidos de abri-los para consultar históricos de cirurgias e alergias, paralisando o atendimento. </w:t>
+      <w:proofErr w:type="spellEnd"/>
+      <w:r>
+        <w:t xml:space="preserve">. Todos os prontuários eletrônicos dos pacientes foram criptografados pelos criminosos. Embora os dados ainda </w:t>
+      </w:r>
+      <w:r>
+        <w:lastRenderedPageBreak/>
+        <w:t xml:space="preserve">estivessem nos servidores, os médicos foram impedidos de abri-los para consultar históricos de cirurgias e alergias, paralisando o atendimento. </w:t>
       </w:r>
     </w:p>
     <w:p>
@@ -1002,6 +2612,7 @@
       <w:r>
         <w:t xml:space="preserve"> Durante o envio de um contrato digital importante, um erro na rede corrompeu parte do arquivo. Ao chegar ao destinatário, o sistema de verificação de </w:t>
       </w:r>
+      <w:proofErr w:type="spellStart"/>
       <w:r>
         <w:rPr>
           <w:i/>
@@ -1009,8 +2620,17 @@
         </w:rPr>
         <w:t>checksum</w:t>
       </w:r>
-      <w:r>
-        <w:t xml:space="preserve"> (hash) detectou que o arquivo recebido não era exatamente igual ao enviado, tornando o documento inválido para assinatura. </w:t>
+      <w:proofErr w:type="spellEnd"/>
+      <w:r>
+        <w:t xml:space="preserve"> (</w:t>
+      </w:r>
+      <w:proofErr w:type="spellStart"/>
+      <w:r>
+        <w:t>hash</w:t>
+      </w:r>
+      <w:proofErr w:type="spellEnd"/>
+      <w:r>
+        <w:t xml:space="preserve">) detectou que o arquivo recebido não era exatamente igual ao enviado, tornando o documento inválido para assinatura. </w:t>
       </w:r>
     </w:p>
     <w:p>
@@ -1089,6 +2709,7 @@
       <w:r>
         <w:t xml:space="preserve"> (</w:t>
       </w:r>
+      <w:proofErr w:type="spellStart"/>
       <w:r>
         <w:rPr>
           <w:b/>
@@ -1096,6 +2717,7 @@
         </w:rPr>
         <w:t>Ransomware</w:t>
       </w:r>
+      <w:proofErr w:type="spellEnd"/>
       <w:r>
         <w:rPr>
           <w:b/>
@@ -1114,102 +2736,124 @@
         <w:t>História 2:</w:t>
       </w:r>
       <w:r>
-        <w:t xml:space="preserve"> Um estudante baixou um instalador de um programa de edição de fotos de um site não oficial. O editor de fotos abriu e funcionou perfeitamente, mas, sem que o </w:t>
-      </w:r>
-      <w:r>
+        <w:t xml:space="preserve"> Um estudante baixou um instalador de um programa de edição de fotos de um site não oficial. O editor de fotos abriu e funcionou perfeitamente, mas, sem que o usuário percebesse, o software instalou um código oculto que abriu uma "porta dos fundos" (</w:t>
+      </w:r>
+      <w:proofErr w:type="spellStart"/>
+      <w:r>
+        <w:t>backdoor</w:t>
+      </w:r>
+      <w:proofErr w:type="spellEnd"/>
+      <w:r>
+        <w:t xml:space="preserve">) para que um invasor pudesse controlar o computador remotamente. </w:t>
+      </w:r>
+      <w:r>
+        <w:rPr>
+          <w:b/>
+          <w:bCs/>
+        </w:rPr>
+        <w:t>Tipo de ataque:</w:t>
+      </w:r>
+      <w:r>
+        <w:t xml:space="preserve"> ___________________________</w:t>
+      </w:r>
+      <w:r>
+        <w:t xml:space="preserve"> (</w:t>
+      </w:r>
+      <w:r>
+        <w:rPr>
+          <w:b/>
+          <w:bCs/>
+        </w:rPr>
+        <w:t>Trojan (Cavalo de Troia)</w:t>
+      </w:r>
+      <w:r>
+        <w:rPr>
+          <w:b/>
+          <w:bCs/>
+        </w:rPr>
+        <w:t>)</w:t>
+      </w:r>
+    </w:p>
+    <w:p/>
+    <w:p>
+      <w:r>
+        <w:rPr>
+          <w:b/>
+          <w:bCs/>
+        </w:rPr>
+        <w:t>História 3:</w:t>
+      </w:r>
+      <w:r>
+        <w:t xml:space="preserve"> Um malware foi introduzido na rede de uma grande universidade. Diferente de outros vírus, ele não precisou que ninguém clicasse em anexos ou executasse arquivos para se espalhar; ele utilizou falhas de segurança no sistema operacional para se autorreplicar e infectar automaticamente todos os outros computadores conectados à rede Wi-Fi em poucos minutos. </w:t>
+      </w:r>
+    </w:p>
+    <w:p>
+      <w:r>
+        <w:rPr>
+          <w:b/>
+          <w:bCs/>
+        </w:rPr>
         <w:lastRenderedPageBreak/>
-        <w:t xml:space="preserve">usuário percebesse, o software instalou um código oculto que abriu uma "porta dos fundos" (backdoor) para que um invasor pudesse controlar o computador remotamente. </w:t>
-      </w:r>
-      <w:r>
-        <w:rPr>
-          <w:b/>
-          <w:bCs/>
-        </w:rPr>
         <w:t>Tipo de ataque:</w:t>
       </w:r>
       <w:r>
         <w:t xml:space="preserve"> ___________________________</w:t>
       </w:r>
       <w:r>
+        <w:t xml:space="preserve"> </w:t>
+      </w:r>
+      <w:r>
+        <w:rPr>
+          <w:b/>
+          <w:bCs/>
+        </w:rPr>
+        <w:t>(</w:t>
+      </w:r>
+      <w:proofErr w:type="spellStart"/>
+      <w:r>
+        <w:rPr>
+          <w:b/>
+          <w:bCs/>
+        </w:rPr>
+        <w:t>Worm</w:t>
+      </w:r>
+      <w:proofErr w:type="spellEnd"/>
+      <w:r>
+        <w:rPr>
+          <w:b/>
+          <w:bCs/>
+        </w:rPr>
+        <w:t>)</w:t>
+      </w:r>
+    </w:p>
+    <w:p/>
+    <w:p>
+      <w:r>
+        <w:rPr>
+          <w:b/>
+          <w:bCs/>
+        </w:rPr>
+        <w:t>História 4:</w:t>
+      </w:r>
+      <w:r>
+        <w:t xml:space="preserve"> Um funcionário de RH recebeu uma mensagem de texto (SMS) que parecia ser do suporte técnico da empresa, informando que sua senha expiraria em uma hora. A mensagem continha um link para um site falso, idêntico ao portal da empresa, onde o funcionário acabou inserindo suas credenciais de acesso, que foram capturadas pelos criminosos. </w:t>
+      </w:r>
+    </w:p>
+    <w:p>
+      <w:r>
+        <w:rPr>
+          <w:b/>
+          <w:bCs/>
+        </w:rPr>
+        <w:t>Tipo de ataque:</w:t>
+      </w:r>
+      <w:r>
+        <w:t xml:space="preserve"> ___________________________</w:t>
+      </w:r>
+      <w:r>
         <w:t xml:space="preserve"> (</w:t>
       </w:r>
-      <w:r>
-        <w:rPr>
-          <w:b/>
-          <w:bCs/>
-        </w:rPr>
-        <w:t>Trojan (Cavalo de Troia)</w:t>
-      </w:r>
-      <w:r>
-        <w:rPr>
-          <w:b/>
-          <w:bCs/>
-        </w:rPr>
-        <w:t>)</w:t>
-      </w:r>
-    </w:p>
-    <w:p/>
-    <w:p>
-      <w:r>
-        <w:rPr>
-          <w:b/>
-          <w:bCs/>
-        </w:rPr>
-        <w:t>História 3:</w:t>
-      </w:r>
-      <w:r>
-        <w:t xml:space="preserve"> Um malware foi introduzido na rede de uma grande universidade. Diferente de outros vírus, ele não precisou que ninguém clicasse em anexos ou executasse arquivos para se espalhar; ele utilizou falhas de segurança no sistema operacional para se autorreplicar e infectar automaticamente todos os outros computadores conectados à rede Wi-Fi em poucos minutos. </w:t>
-      </w:r>
-    </w:p>
-    <w:p>
-      <w:r>
-        <w:rPr>
-          <w:b/>
-          <w:bCs/>
-        </w:rPr>
-        <w:t>Tipo de ataque:</w:t>
-      </w:r>
-      <w:r>
-        <w:t xml:space="preserve"> ___________________________</w:t>
-      </w:r>
-      <w:r>
-        <w:t xml:space="preserve"> </w:t>
-      </w:r>
-      <w:r>
-        <w:rPr>
-          <w:b/>
-          <w:bCs/>
-        </w:rPr>
-        <w:t>(Worm)</w:t>
-      </w:r>
-    </w:p>
-    <w:p/>
-    <w:p>
-      <w:r>
-        <w:rPr>
-          <w:b/>
-          <w:bCs/>
-        </w:rPr>
-        <w:t>História 4:</w:t>
-      </w:r>
-      <w:r>
-        <w:t xml:space="preserve"> Um funcionário de RH recebeu uma mensagem de texto (SMS) que parecia ser do suporte técnico da empresa, informando que sua senha expiraria em uma hora. A mensagem continha um link para um site falso, idêntico ao portal da empresa, onde o funcionário acabou inserindo suas credenciais de acesso, que foram capturadas pelos criminosos. </w:t>
-      </w:r>
-    </w:p>
-    <w:p>
-      <w:r>
-        <w:rPr>
-          <w:b/>
-          <w:bCs/>
-        </w:rPr>
-        <w:t>Tipo de ataque:</w:t>
-      </w:r>
-      <w:r>
-        <w:t xml:space="preserve"> ___________________________</w:t>
-      </w:r>
-      <w:r>
-        <w:t xml:space="preserve"> (</w:t>
-      </w:r>
+      <w:proofErr w:type="spellStart"/>
       <w:r>
         <w:rPr>
           <w:b/>
@@ -1217,6 +2861,7 @@
         </w:rPr>
         <w:t>Phishing</w:t>
       </w:r>
+      <w:proofErr w:type="spellEnd"/>
       <w:r>
         <w:rPr>
           <w:b/>
@@ -1268,6 +2913,7 @@
         </w:rPr>
         <w:t>(</w:t>
       </w:r>
+      <w:proofErr w:type="spellStart"/>
       <w:r>
         <w:rPr>
           <w:b/>
@@ -1275,6 +2921,7 @@
         </w:rPr>
         <w:t>Spyware</w:t>
       </w:r>
+      <w:proofErr w:type="spellEnd"/>
       <w:r>
         <w:rPr>
           <w:b/>
@@ -1319,7 +2966,15 @@
         <w:t>(V)</w:t>
       </w:r>
       <w:r>
-        <w:t xml:space="preserve"> para Verdadeiro ou </w:t>
+        <w:t xml:space="preserve"> </w:t>
+      </w:r>
+      <w:proofErr w:type="gramStart"/>
+      <w:r>
+        <w:t>para Verdadeiro</w:t>
+      </w:r>
+      <w:proofErr w:type="gramEnd"/>
+      <w:r>
+        <w:t xml:space="preserve"> ou </w:t>
       </w:r>
       <w:r>
         <w:rPr>
@@ -1427,12 +3082,19 @@
         <w:t>instanciar uma classe</w:t>
       </w:r>
       <w:r>
-        <w:t xml:space="preserve"> consiste em criar um novo modelo ou estrutura de código para organizar pacotes e módulos dentro do Java.</w:t>
-      </w:r>
-    </w:p>
-    <w:p>
-      <w:r>
-        <w:lastRenderedPageBreak/>
+        <w:t xml:space="preserve"> consiste em </w:t>
+      </w:r>
+      <w:proofErr w:type="gramStart"/>
+      <w:r>
+        <w:t>criar um novo</w:t>
+      </w:r>
+      <w:proofErr w:type="gramEnd"/>
+      <w:r>
+        <w:t xml:space="preserve"> modelo ou estrutura de código para organizar pacotes e módulos dentro do Java.</w:t>
+      </w:r>
+    </w:p>
+    <w:p>
+      <w:r>
         <w:t>(</w:t>
       </w:r>
       <w:r>
@@ -1485,6 +3147,7 @@
       <w:r>
         <w:t xml:space="preserve">No contexto da Programação Orientada a Objetos em Java, o uso de métodos </w:t>
       </w:r>
+      <w:proofErr w:type="spellStart"/>
       <w:r>
         <w:rPr>
           <w:b/>
@@ -1492,9 +3155,11 @@
         </w:rPr>
         <w:t>getters</w:t>
       </w:r>
+      <w:proofErr w:type="spellEnd"/>
       <w:r>
         <w:t xml:space="preserve"> e </w:t>
       </w:r>
+      <w:proofErr w:type="spellStart"/>
       <w:r>
         <w:rPr>
           <w:b/>
@@ -1502,6 +3167,7 @@
         </w:rPr>
         <w:t>setters</w:t>
       </w:r>
+      <w:proofErr w:type="spellEnd"/>
       <w:r>
         <w:t xml:space="preserve"> é uma prática fundamental para aplicar o pilar do </w:t>
       </w:r>
@@ -1530,6 +3196,7 @@
       <w:r>
         <w:t xml:space="preserve">A) Os métodos </w:t>
       </w:r>
+      <w:proofErr w:type="spellStart"/>
       <w:r>
         <w:rPr>
           <w:b/>
@@ -1537,9 +3204,11 @@
         </w:rPr>
         <w:t>getters</w:t>
       </w:r>
+      <w:proofErr w:type="spellEnd"/>
       <w:r>
         <w:t xml:space="preserve"> são utilizados para modificar o valor de um atributo privado, enquanto os </w:t>
       </w:r>
+      <w:proofErr w:type="spellStart"/>
       <w:r>
         <w:rPr>
           <w:b/>
@@ -1547,14 +3216,17 @@
         </w:rPr>
         <w:t>setters</w:t>
       </w:r>
+      <w:proofErr w:type="spellEnd"/>
       <w:r>
         <w:t xml:space="preserve"> servem exclusivamente para imprimir esses valores no console. </w:t>
       </w:r>
     </w:p>
     <w:p>
       <w:r>
+        <w:lastRenderedPageBreak/>
         <w:t xml:space="preserve">B) O uso de </w:t>
       </w:r>
+      <w:proofErr w:type="spellStart"/>
       <w:r>
         <w:rPr>
           <w:b/>
@@ -1562,9 +3234,11 @@
         </w:rPr>
         <w:t>getters</w:t>
       </w:r>
+      <w:proofErr w:type="spellEnd"/>
       <w:r>
         <w:t xml:space="preserve"> e </w:t>
       </w:r>
+      <w:proofErr w:type="spellStart"/>
       <w:r>
         <w:rPr>
           <w:b/>
@@ -1572,8 +3246,17 @@
         </w:rPr>
         <w:t>setters</w:t>
       </w:r>
-      <w:r>
-        <w:t xml:space="preserve"> permite que os atributos de uma classe sejam marcados como public, facilitando o acesso direto de qualquer parte do programa sem restrições. </w:t>
+      <w:proofErr w:type="spellEnd"/>
+      <w:r>
+        <w:t xml:space="preserve"> permite que os atributos de uma classe sejam marcados como </w:t>
+      </w:r>
+      <w:proofErr w:type="spellStart"/>
+      <w:r>
+        <w:t>public</w:t>
+      </w:r>
+      <w:proofErr w:type="spellEnd"/>
+      <w:r>
+        <w:t xml:space="preserve">, facilitando o acesso direto de qualquer parte do programa sem restrições. </w:t>
       </w:r>
     </w:p>
     <w:p>
@@ -1583,6 +3266,7 @@
         </w:rPr>
         <w:t xml:space="preserve">C) O método </w:t>
       </w:r>
+      <w:proofErr w:type="spellStart"/>
       <w:r>
         <w:rPr>
           <w:b/>
@@ -1591,12 +3275,14 @@
         </w:rPr>
         <w:t>getter</w:t>
       </w:r>
+      <w:proofErr w:type="spellEnd"/>
       <w:r>
         <w:rPr>
           <w:highlight w:val="yellow"/>
         </w:rPr>
         <w:t xml:space="preserve"> permite ler o valor de um atributo privado, e o método </w:t>
       </w:r>
+      <w:proofErr w:type="spellStart"/>
       <w:r>
         <w:rPr>
           <w:b/>
@@ -1605,6 +3291,7 @@
         </w:rPr>
         <w:t>setter</w:t>
       </w:r>
+      <w:proofErr w:type="spellEnd"/>
       <w:r>
         <w:rPr>
           <w:highlight w:val="yellow"/>
@@ -1624,6 +3311,7 @@
       <w:r>
         <w:t xml:space="preserve">D) </w:t>
       </w:r>
+      <w:proofErr w:type="spellStart"/>
       <w:r>
         <w:rPr>
           <w:b/>
@@ -1631,9 +3319,11 @@
         </w:rPr>
         <w:t>Setters</w:t>
       </w:r>
+      <w:proofErr w:type="spellEnd"/>
       <w:r>
         <w:t xml:space="preserve"> e </w:t>
       </w:r>
+      <w:proofErr w:type="spellStart"/>
       <w:r>
         <w:rPr>
           <w:b/>
@@ -1641,6 +3331,7 @@
         </w:rPr>
         <w:t>getters</w:t>
       </w:r>
+      <w:proofErr w:type="spellEnd"/>
       <w:r>
         <w:t xml:space="preserve"> são construtores especiais que inicializam objetos automaticamente no momento da criação, eliminando a necessidade de usar a palavra-chave new.</w:t>
       </w:r>
@@ -1685,13 +3376,37 @@
         <w:t xml:space="preserve">3 </w:t>
       </w:r>
       <w:r>
-        <w:t>com a instanciação do objeto no método main.</w:t>
-      </w:r>
-    </w:p>
-    <w:p>
-      <w:r>
-        <w:t>Classe - Dispositivo</w:t>
-      </w:r>
+        <w:t xml:space="preserve">com a instanciação do objeto no método </w:t>
+      </w:r>
+      <w:proofErr w:type="spellStart"/>
+      <w:r>
+        <w:t>main</w:t>
+      </w:r>
+      <w:proofErr w:type="spellEnd"/>
+      <w:r>
+        <w:t>.</w:t>
+      </w:r>
+    </w:p>
+    <w:p>
+      <w:pPr>
+        <w:rPr>
+          <w:lang w:val="en-US"/>
+        </w:rPr>
+      </w:pPr>
+      <w:r>
+        <w:rPr>
+          <w:lang w:val="en-US"/>
+        </w:rPr>
+        <w:t xml:space="preserve">Classe - </w:t>
+      </w:r>
+      <w:proofErr w:type="spellStart"/>
+      <w:r>
+        <w:rPr>
+          <w:lang w:val="en-US"/>
+        </w:rPr>
+        <w:t>Dispositivo</w:t>
+      </w:r>
+      <w:proofErr w:type="spellEnd"/>
     </w:p>
     <w:p>
       <w:pPr>
@@ -1713,6 +3428,7 @@
         </w:rPr>
         <w:t xml:space="preserve">public class </w:t>
       </w:r>
+      <w:proofErr w:type="spellStart"/>
       <w:r>
         <w:rPr>
           <w:b/>
@@ -1720,7 +3436,17 @@
           <w:color w:val="000000"/>
           <w:lang w:val="en-US"/>
         </w:rPr>
-        <w:t xml:space="preserve">Dispositivo </w:t>
+        <w:t>Dispositivo</w:t>
+      </w:r>
+      <w:proofErr w:type="spellEnd"/>
+      <w:r>
+        <w:rPr>
+          <w:b/>
+          <w:bCs/>
+          <w:color w:val="000000"/>
+          <w:lang w:val="en-US"/>
+        </w:rPr>
+        <w:t xml:space="preserve"> </w:t>
       </w:r>
       <w:r>
         <w:rPr>
@@ -1759,6 +3485,7 @@
         </w:rPr>
         <w:t xml:space="preserve">String </w:t>
       </w:r>
+      <w:proofErr w:type="spellStart"/>
       <w:r>
         <w:rPr>
           <w:b/>
@@ -1768,6 +3495,7 @@
         </w:rPr>
         <w:t>tipo</w:t>
       </w:r>
+      <w:proofErr w:type="spellEnd"/>
       <w:r>
         <w:rPr>
           <w:b/>
@@ -1842,6 +3570,8 @@
         </w:rPr>
         <w:t xml:space="preserve">public </w:t>
       </w:r>
+      <w:proofErr w:type="spellStart"/>
+      <w:proofErr w:type="gramStart"/>
       <w:r>
         <w:rPr>
           <w:b/>
@@ -1851,6 +3581,7 @@
         </w:rPr>
         <w:t>Dispositivo</w:t>
       </w:r>
+      <w:proofErr w:type="spellEnd"/>
       <w:r>
         <w:rPr>
           <w:b/>
@@ -1867,6 +3598,26 @@
           <w:color w:val="080808"/>
           <w:lang w:val="en-US"/>
         </w:rPr>
+        <w:t xml:space="preserve">  </w:t>
+      </w:r>
+      <w:proofErr w:type="gramEnd"/>
+      <w:r>
+        <w:rPr>
+          <w:b/>
+          <w:bCs/>
+          <w:color w:val="080808"/>
+          <w:lang w:val="en-US"/>
+        </w:rPr>
+        <w:t xml:space="preserve">                    </w:t>
+      </w:r>
+      <w:proofErr w:type="gramStart"/>
+      <w:r>
+        <w:rPr>
+          <w:b/>
+          <w:bCs/>
+          <w:color w:val="080808"/>
+          <w:lang w:val="en-US"/>
+        </w:rPr>
         <w:t xml:space="preserve"> </w:t>
       </w:r>
       <w:r>
@@ -1876,7 +3627,26 @@
           <w:color w:val="080808"/>
           <w:lang w:val="en-US"/>
         </w:rPr>
-        <w:t>){</w:t>
+        <w:t xml:space="preserve"> </w:t>
+      </w:r>
+      <w:r>
+        <w:rPr>
+          <w:b/>
+          <w:bCs/>
+          <w:color w:val="080808"/>
+          <w:lang w:val="en-US"/>
+        </w:rPr>
+        <w:t>)</w:t>
+      </w:r>
+      <w:proofErr w:type="gramEnd"/>
+      <w:r>
+        <w:rPr>
+          <w:b/>
+          <w:bCs/>
+          <w:color w:val="080808"/>
+          <w:lang w:val="en-US"/>
+        </w:rPr>
+        <w:t>{</w:t>
       </w:r>
       <w:r>
         <w:rPr>
@@ -1909,7 +3679,19 @@
           <w:lang w:val="en-US"/>
         </w:rPr>
         <w:br/>
-        <w:t xml:space="preserve">    </w:t>
+        <w:t xml:space="preserve">  </w:t>
+      </w:r>
+      <w:proofErr w:type="gramStart"/>
+      <w:r>
+        <w:rPr>
+          <w:b/>
+          <w:bCs/>
+          <w:i/>
+          <w:iCs/>
+          <w:color w:val="8C8C8C"/>
+          <w:lang w:val="en-US"/>
+        </w:rPr>
+        <w:t xml:space="preserve">  </w:t>
       </w:r>
       <w:r>
         <w:rPr>
@@ -1920,6 +3702,7 @@
         </w:rPr>
         <w:t>}</w:t>
       </w:r>
+      <w:proofErr w:type="gramEnd"/>
       <w:r>
         <w:rPr>
           <w:b/>
@@ -2038,6 +3821,7 @@
         </w:rPr>
         <w:t xml:space="preserve"> </w:t>
       </w:r>
+      <w:proofErr w:type="gramStart"/>
       <w:r>
         <w:rPr>
           <w:rFonts w:ascii="Courier New" w:eastAsia="Times New Roman" w:hAnsi="Courier New" w:cs="Courier New"/>
@@ -2048,8 +3832,101 @@
           <w:szCs w:val="20"/>
           <w:lang w:val="en-US" w:eastAsia="pt-BR"/>
         </w:rPr>
-        <w:t>main(String[] args) {</w:t>
-      </w:r>
+        <w:t>main(String[</w:t>
+      </w:r>
+      <w:proofErr w:type="gramEnd"/>
+      <w:r>
+        <w:rPr>
+          <w:rFonts w:ascii="Courier New" w:eastAsia="Times New Roman" w:hAnsi="Courier New" w:cs="Courier New"/>
+          <w:b/>
+          <w:bCs/>
+          <w:color w:val="000000"/>
+          <w:sz w:val="20"/>
+          <w:szCs w:val="20"/>
+          <w:lang w:val="en-US" w:eastAsia="pt-BR"/>
+        </w:rPr>
+        <w:t xml:space="preserve">] </w:t>
+      </w:r>
+      <w:proofErr w:type="spellStart"/>
+      <w:proofErr w:type="gramStart"/>
+      <w:r>
+        <w:rPr>
+          <w:rFonts w:ascii="Courier New" w:eastAsia="Times New Roman" w:hAnsi="Courier New" w:cs="Courier New"/>
+          <w:b/>
+          <w:bCs/>
+          <w:color w:val="000000"/>
+          <w:sz w:val="20"/>
+          <w:szCs w:val="20"/>
+          <w:lang w:val="en-US" w:eastAsia="pt-BR"/>
+        </w:rPr>
+        <w:t>args</w:t>
+      </w:r>
+      <w:proofErr w:type="spellEnd"/>
+      <w:r>
+        <w:rPr>
+          <w:rFonts w:ascii="Courier New" w:eastAsia="Times New Roman" w:hAnsi="Courier New" w:cs="Courier New"/>
+          <w:b/>
+          <w:bCs/>
+          <w:color w:val="000000"/>
+          <w:sz w:val="20"/>
+          <w:szCs w:val="20"/>
+          <w:lang w:val="en-US" w:eastAsia="pt-BR"/>
+        </w:rPr>
+        <w:t>) {</w:t>
+      </w:r>
+      <w:proofErr w:type="gramEnd"/>
+    </w:p>
+    <w:p>
+      <w:pPr>
+        <w:rPr>
+          <w:rFonts w:ascii="Courier New" w:eastAsia="Times New Roman" w:hAnsi="Courier New" w:cs="Courier New"/>
+          <w:b/>
+          <w:bCs/>
+          <w:color w:val="000000"/>
+          <w:sz w:val="20"/>
+          <w:szCs w:val="20"/>
+          <w:lang w:val="en-US" w:eastAsia="pt-BR"/>
+        </w:rPr>
+      </w:pPr>
+    </w:p>
+    <w:p>
+      <w:pPr>
+        <w:rPr>
+          <w:rFonts w:ascii="Courier New" w:eastAsia="Times New Roman" w:hAnsi="Courier New" w:cs="Courier New"/>
+          <w:b/>
+          <w:bCs/>
+          <w:color w:val="000000"/>
+          <w:sz w:val="20"/>
+          <w:szCs w:val="20"/>
+          <w:lang w:val="en-US" w:eastAsia="pt-BR"/>
+        </w:rPr>
+      </w:pPr>
+    </w:p>
+    <w:p>
+      <w:pPr>
+        <w:rPr>
+          <w:rFonts w:ascii="Courier New" w:eastAsia="Times New Roman" w:hAnsi="Courier New" w:cs="Courier New"/>
+          <w:b/>
+          <w:bCs/>
+          <w:color w:val="000000"/>
+          <w:sz w:val="20"/>
+          <w:szCs w:val="20"/>
+          <w:lang w:val="en-US" w:eastAsia="pt-BR"/>
+        </w:rPr>
+      </w:pPr>
+    </w:p>
+    <w:p>
+      <w:pPr>
+        <w:rPr>
+          <w:rFonts w:ascii="Courier New" w:eastAsia="Times New Roman" w:hAnsi="Courier New" w:cs="Courier New"/>
+          <w:b/>
+          <w:bCs/>
+          <w:color w:val="000000"/>
+          <w:sz w:val="20"/>
+          <w:szCs w:val="20"/>
+          <w:lang w:val="en-US" w:eastAsia="pt-BR"/>
+        </w:rPr>
+      </w:pPr>
     </w:p>
     <w:p>
       <w:pPr>
@@ -4234,7 +6111,6 @@
   <w:style w:type="character" w:default="1" w:styleId="Fontepargpadro">
     <w:name w:val="Default Paragraph Font"/>
     <w:uiPriority w:val="1"/>
-    <w:semiHidden/>
     <w:unhideWhenUsed/>
   </w:style>
   <w:style w:type="table" w:default="1" w:styleId="Tabelanormal">
@@ -4328,7 +6204,6 @@
     <w:basedOn w:val="Normal"/>
     <w:link w:val="Pr-formataoHTMLChar"/>
     <w:uiPriority w:val="99"/>
-    <w:semiHidden/>
     <w:unhideWhenUsed/>
     <w:rsid w:val="00783651"/>
     <w:pPr>
@@ -4365,7 +6240,6 @@
     <w:basedOn w:val="Fontepargpadro"/>
     <w:link w:val="Pr-formataoHTML"/>
     <w:uiPriority w:val="99"/>
-    <w:semiHidden/>
     <w:rsid w:val="00783651"/>
     <w:rPr>
       <w:rFonts w:ascii="Courier New" w:eastAsia="Times New Roman" w:hAnsi="Courier New" w:cs="Courier New"/>
